--- a/lessons/1-4/downloads/1-4-notes-teacher.docx
+++ b/lessons/1-4/downloads/1-4-notes-teacher.docx
@@ -14,7 +14,7 @@
           <w:sz w:val="18"/>
           <w:szCs w:val="18"/>
         </w:rPr>
-        <w:t xml:space="preserve">UNIT 1  ·  LESSON 4      STANDARD 6.NS.2</w:t>
+        <w:t xml:space="preserve">UNIT 1  ·  LESSON 4      STANDARD 6.NOS.2</w:t>
       </w:r>
     </w:p>
     <w:p>
@@ -2170,7 +2170,7 @@
           <w:sz w:val="21"/>
           <w:szCs w:val="21"/>
         </w:rPr>
-        <w:t xml:space="preserve">A school divides 1,680 pencils equally among 24 classrooms. How does multi-digit division tell each classroom's share, and how can you check it?</w:t>
+        <w:t xml:space="preserve">The station's observation deck seats 2,160 visitors equally across 18 viewing sections. How does multi-digit division tell each section's seat count, and how can you check it?</w:t>
       </w:r>
     </w:p>
     <w:p>
@@ -2183,7 +2183,7 @@
           <w:sz w:val="21"/>
           <w:szCs w:val="21"/>
         </w:rPr>
-        <w:t xml:space="preserve">Start with:  Each classroom gets ___ pencils because 1,680 ÷ 24 = ___.</w:t>
+        <w:t xml:space="preserve">Start with:  Each section gets ___ seats because 2,160 ÷ 18 = ___.</w:t>
       </w:r>
       <w:r>
         <w:rPr>
@@ -2194,7 +2194,7 @@
           <w:szCs w:val="19"/>
         </w:rPr>
         <w:br/>
-        <w:t xml:space="preserve">Cada salón recibe ___ lápices porque 1,680 ÷ 24 = ___.</w:t>
+        <w:t xml:space="preserve">Cada sección recibe ___ asientos porque 2,160 ÷ 18 = ___.</w:t>
       </w:r>
     </w:p>
     <w:p>
@@ -2441,6 +2441,32 @@
           <w:szCs w:val="19"/>
         </w:rPr>
         <w:t xml:space="preserve">Solve each problem. Show your thinking in the work box.</w:t>
+      </w:r>
+    </w:p>
+    <w:p>
+      <w:pPr>
+        <w:pStyle w:val="Heading2"/>
+        <w:spacing w:after="80" w:before="180"/>
+      </w:pPr>
+      <w:r>
+        <w:rPr>
+          <w:b/>
+          <w:bCs/>
+          <w:color w:val="12355B"/>
+          <w:sz w:val="24"/>
+          <w:szCs w:val="24"/>
+        </w:rPr>
+        <w:t xml:space="preserve">Level 1 Support</w:t>
+      </w:r>
+      <w:r>
+        <w:rPr>
+          <w:i/>
+          <w:iCs/>
+          <w:color w:val="1FA6A2"/>
+          <w:sz w:val="19"/>
+          <w:szCs w:val="19"/>
+        </w:rPr>
+        <w:t xml:space="preserve">   extra scaffolding</w:t>
       </w:r>
     </w:p>
     <w:p>
@@ -2705,6 +2731,32 @@
     </w:tbl>
     <w:p>
       <w:pPr>
+        <w:pStyle w:val="Heading2"/>
+        <w:spacing w:after="80" w:before="180"/>
+      </w:pPr>
+      <w:r>
+        <w:rPr>
+          <w:b/>
+          <w:bCs/>
+          <w:color w:val="12355B"/>
+          <w:sz w:val="24"/>
+          <w:szCs w:val="24"/>
+        </w:rPr>
+        <w:t xml:space="preserve">On Level</w:t>
+      </w:r>
+      <w:r>
+        <w:rPr>
+          <w:i/>
+          <w:iCs/>
+          <w:color w:val="12355B"/>
+          <w:sz w:val="19"/>
+          <w:szCs w:val="19"/>
+        </w:rPr>
+        <w:t xml:space="preserve">   grade-level practice</w:t>
+      </w:r>
+    </w:p>
+    <w:p>
+      <w:pPr>
         <w:keepNext/>
         <w:spacing w:after="60" w:before="160"/>
       </w:pPr>
@@ -2835,136 +2887,6 @@
     </w:tbl>
     <w:p>
       <w:pPr>
-        <w:keepNext/>
-        <w:spacing w:after="60" w:before="160"/>
-      </w:pPr>
-      <w:r>
-        <w:rPr>
-          <w:b/>
-          <w:bCs/>
-          <w:color w:val="12355B"/>
-          <w:sz w:val="22"/>
-          <w:szCs w:val="22"/>
-        </w:rPr>
-        <w:t xml:space="preserve">4.  </w:t>
-      </w:r>
-      <w:r>
-        <w:rPr>
-          <w:b/>
-          <w:bCs/>
-          <w:sz w:val="21"/>
-          <w:szCs w:val="21"/>
-        </w:rPr>
-        <w:t xml:space="preserve">What is 4,896 ÷ 12?</w:t>
-      </w:r>
-    </w:p>
-    <w:p>
-      <w:pPr>
-        <w:spacing w:after="40"/>
-        <w:ind w:left="420"/>
-      </w:pPr>
-      <w:r>
-        <w:rPr>
-          <w:sz w:val="20"/>
-          <w:szCs w:val="20"/>
-        </w:rPr>
-        <w:t xml:space="preserve">A)  408</w:t>
-      </w:r>
-    </w:p>
-    <w:p>
-      <w:pPr>
-        <w:spacing w:after="40"/>
-        <w:ind w:left="420"/>
-      </w:pPr>
-      <w:r>
-        <w:rPr>
-          <w:sz w:val="20"/>
-          <w:szCs w:val="20"/>
-        </w:rPr>
-        <w:t xml:space="preserve">B)  48</w:t>
-      </w:r>
-    </w:p>
-    <w:p>
-      <w:pPr>
-        <w:spacing w:after="40"/>
-        <w:ind w:left="420"/>
-      </w:pPr>
-      <w:r>
-        <w:rPr>
-          <w:sz w:val="20"/>
-          <w:szCs w:val="20"/>
-        </w:rPr>
-        <w:t xml:space="preserve">C)  480</w:t>
-      </w:r>
-    </w:p>
-    <w:p>
-      <w:pPr>
-        <w:spacing w:after="40"/>
-        <w:ind w:left="420"/>
-      </w:pPr>
-      <w:r>
-        <w:rPr>
-          <w:sz w:val="20"/>
-          <w:szCs w:val="20"/>
-        </w:rPr>
-        <w:t xml:space="preserve">D)  380</w:t>
-      </w:r>
-    </w:p>
-    <w:p>
-      <w:pPr>
-        <w:spacing w:after="20"/>
-      </w:pPr>
-      <w:r>
-        <w:t xml:space="preserve"/>
-      </w:r>
-    </w:p>
-    <w:tbl>
-      <w:tblPr>
-        <w:tblW w:type="pct" w:w="100%"/>
-        <w:tblBorders>
-          <w:top w:val="single" w:color="C7D2DD" w:sz="6"/>
-          <w:left w:val="single" w:color="C7D2DD" w:sz="6"/>
-          <w:bottom w:val="single" w:color="C7D2DD" w:sz="6"/>
-          <w:right w:val="single" w:color="C7D2DD" w:sz="6"/>
-          <w:insideH w:val="single" w:color="auto" w:sz="4"/>
-          <w:insideV w:val="single" w:color="auto" w:sz="4"/>
-        </w:tblBorders>
-      </w:tblPr>
-      <w:tblGrid>
-        <w:gridCol w:w="100"/>
-      </w:tblGrid>
-      <w:tr>
-        <w:tc>
-          <w:tcPr>
-            <w:shd w:fill="FBF3E2" w:color="auto" w:val="clear"/>
-            <w:tcMar>
-              <w:top w:type="dxa" w:w="60"/>
-              <w:left w:type="dxa" w:w="120"/>
-              <w:bottom w:type="dxa" w:w="60"/>
-              <w:right w:type="dxa" w:w="120"/>
-            </w:tcMar>
-          </w:tcPr>
-          <w:p>
-            <w:pPr>
-              <w:spacing w:after="0" w:line="320"/>
-            </w:pPr>
-            <w:r>
-              <w:t xml:space="preserve"/>
-            </w:r>
-          </w:p>
-          <w:p>
-            <w:pPr>
-              <w:spacing w:after="0" w:line="320"/>
-            </w:pPr>
-            <w:r>
-              <w:t xml:space="preserve"/>
-            </w:r>
-          </w:p>
-        </w:tc>
-      </w:tr>
-    </w:tbl>
-    <w:p>
-      <w:pPr>
         <w:pStyle w:val="Heading1"/>
         <w:pageBreakBefore/>
         <w:pBdr>
@@ -3312,23 +3234,17 @@
     </w:p>
     <w:p>
       <w:pPr>
-        <w:spacing w:after="80"/>
-      </w:pPr>
-      <w:r>
-        <w:rPr>
-          <w:b/>
-          <w:bCs/>
-          <w:sz w:val="21"/>
-          <w:szCs w:val="21"/>
-        </w:rPr>
-        <w:t xml:space="preserve">1.  </w:t>
-      </w:r>
-      <w:r>
-        <w:rPr>
-          <w:sz w:val="21"/>
-          <w:szCs w:val="21"/>
-        </w:rPr>
-        <w:t xml:space="preserve">A)  84</w:t>
+        <w:spacing w:after="100"/>
+      </w:pPr>
+      <w:r>
+        <w:rPr>
+          <w:b/>
+          <w:bCs/>
+          <w:color w:val="B97A12"/>
+          <w:sz w:val="20"/>
+          <w:szCs w:val="20"/>
+        </w:rPr>
+        <w:t xml:space="preserve">Watch for this mistake:  </w:t>
       </w:r>
       <w:r>
         <w:rPr>
@@ -3338,7 +3254,23 @@
           <w:sz w:val="19"/>
           <w:szCs w:val="19"/>
         </w:rPr>
-        <w:t xml:space="preserve">  — 9 × 84 = 756. Check: 9 × 80 = 720, 9 × 4 = 36, 720 + 36 = 756.</w:t>
+        <w:t xml:space="preserve">A common mistake in Divide Multi-Digit Numbers is skipping a placeholder zero in the quotient when a digit doesn't divide evenly, which shifts every digit after it out of place. For example, dividing 3,216 ÷ 3: 3 ÷ 3 = 1, but the next digit 2 doesn't divide by 3, so a 0 must be written before continuing — bring down the 1 to make 21 ÷ 3 = 7, then bring down 6 ÷ 3 = 2, giving the correct quotient 1,072. A student who skips writing that 0 and jumps straight to 21 ÷ 3 = 7 ends up with 172 instead of 1,072 — an answer off by a factor of ten. Always check: does a digit in your quotient go missing every time you 'can't divide'? If so, you dropped a placeholder zero.</w:t>
+      </w:r>
+    </w:p>
+    <w:p>
+      <w:pPr>
+        <w:pStyle w:val="Heading2"/>
+        <w:spacing w:after="80" w:before="180"/>
+      </w:pPr>
+      <w:r>
+        <w:rPr>
+          <w:b/>
+          <w:bCs/>
+          <w:color w:val="12355B"/>
+          <w:sz w:val="24"/>
+          <w:szCs w:val="24"/>
+        </w:rPr>
+        <w:t xml:space="preserve">Level 1 Support</w:t>
       </w:r>
     </w:p>
     <w:p>
@@ -3352,14 +3284,14 @@
           <w:sz w:val="21"/>
           <w:szCs w:val="21"/>
         </w:rPr>
-        <w:t xml:space="preserve">2.  </w:t>
-      </w:r>
-      <w:r>
-        <w:rPr>
-          <w:sz w:val="21"/>
-          <w:szCs w:val="21"/>
-        </w:rPr>
-        <w:t xml:space="preserve">A)  125</w:t>
+        <w:t xml:space="preserve">1.  </w:t>
+      </w:r>
+      <w:r>
+        <w:rPr>
+          <w:sz w:val="21"/>
+          <w:szCs w:val="21"/>
+        </w:rPr>
+        <w:t xml:space="preserve">A)  84</w:t>
       </w:r>
       <w:r>
         <w:rPr>
@@ -3369,7 +3301,7 @@
           <w:sz w:val="19"/>
           <w:szCs w:val="19"/>
         </w:rPr>
-        <w:t xml:space="preserve">  — 9 × 125 = 1,125. Check: 9 × 100 = 900, 9 × 25 = 225, 900 + 225 = 1,125.</w:t>
+        <w:t xml:space="preserve">  — 9 × 84 = 756. Check: 9 × 80 = 720, 9 × 4 = 36, 720 + 36 = 756.</w:t>
       </w:r>
     </w:p>
     <w:p>
@@ -3383,14 +3315,14 @@
           <w:sz w:val="21"/>
           <w:szCs w:val="21"/>
         </w:rPr>
-        <w:t xml:space="preserve">3.  </w:t>
-      </w:r>
-      <w:r>
-        <w:rPr>
-          <w:sz w:val="21"/>
-          <w:szCs w:val="21"/>
-        </w:rPr>
-        <w:t xml:space="preserve">A)  156 boxes</w:t>
+        <w:t xml:space="preserve">2.  </w:t>
+      </w:r>
+      <w:r>
+        <w:rPr>
+          <w:sz w:val="21"/>
+          <w:szCs w:val="21"/>
+        </w:rPr>
+        <w:t xml:space="preserve">A)  125</w:t>
       </w:r>
       <w:r>
         <w:rPr>
@@ -3400,7 +3332,23 @@
           <w:sz w:val="19"/>
           <w:szCs w:val="19"/>
         </w:rPr>
-        <w:t xml:space="preserve">  — 2,184 ÷ 14 = 156. Check: 14 × 156 = 14 × 150 + 14 × 6 = 2,100 + 84 = 2,184.</w:t>
+        <w:t xml:space="preserve">  — 9 × 125 = 1,125. Check: 9 × 100 = 900, 9 × 25 = 225, 900 + 225 = 1,125.</w:t>
+      </w:r>
+    </w:p>
+    <w:p>
+      <w:pPr>
+        <w:pStyle w:val="Heading2"/>
+        <w:spacing w:after="80" w:before="180"/>
+      </w:pPr>
+      <w:r>
+        <w:rPr>
+          <w:b/>
+          <w:bCs/>
+          <w:color w:val="12355B"/>
+          <w:sz w:val="24"/>
+          <w:szCs w:val="24"/>
+        </w:rPr>
+        <w:t xml:space="preserve">On Level</w:t>
       </w:r>
     </w:p>
     <w:p>
@@ -3414,14 +3362,14 @@
           <w:sz w:val="21"/>
           <w:szCs w:val="21"/>
         </w:rPr>
-        <w:t xml:space="preserve">4.  </w:t>
-      </w:r>
-      <w:r>
-        <w:rPr>
-          <w:sz w:val="21"/>
-          <w:szCs w:val="21"/>
-        </w:rPr>
-        <w:t xml:space="preserve">A)  408</w:t>
+        <w:t xml:space="preserve">3.  </w:t>
+      </w:r>
+      <w:r>
+        <w:rPr>
+          <w:sz w:val="21"/>
+          <w:szCs w:val="21"/>
+        </w:rPr>
+        <w:t xml:space="preserve">A)  156 boxes</w:t>
       </w:r>
       <w:r>
         <w:rPr>
@@ -3431,7 +3379,7 @@
           <w:sz w:val="19"/>
           <w:szCs w:val="19"/>
         </w:rPr>
-        <w:t xml:space="preserve">  — 12 × 408 = 4,896.</w:t>
+        <w:t xml:space="preserve">  — 2,184 ÷ 14 = 156. Check: 14 × 156 = 14 × 150 + 14 × 6 = 2,100 + 84 = 2,184.</w:t>
       </w:r>
     </w:p>
     <w:p>

--- a/lessons/1-4/downloads/1-4-notes-teacher.docx
+++ b/lessons/1-4/downloads/1-4-notes-teacher.docx
@@ -1247,7 +1247,22 @@
           <w:sz w:val="30"/>
           <w:szCs w:val="30"/>
         </w:rPr>
-        <w:t xml:space="preserve">Worked Example</w:t>
+        <w:t xml:space="preserve">Write About the Math</w:t>
+      </w:r>
+    </w:p>
+    <w:p>
+      <w:pPr>
+        <w:spacing w:after="100"/>
+      </w:pPr>
+      <w:r>
+        <w:rPr>
+          <w:i/>
+          <w:iCs/>
+          <w:color w:val="5F6F80"/>
+          <w:sz w:val="19"/>
+          <w:szCs w:val="19"/>
+        </w:rPr>
+        <w:t xml:space="preserve">Use the support level you need. Every level answers the same math question.</w:t>
       </w:r>
     </w:p>
     <w:p>
@@ -1263,17 +1278,17 @@
           <w:sz w:val="24"/>
           <w:szCs w:val="24"/>
         </w:rPr>
-        <w:t xml:space="preserve">Watch &amp; Read</w:t>
+        <w:t xml:space="preserve">1. Understand the Question</w:t>
       </w:r>
       <w:r>
         <w:rPr>
           <w:i/>
           <w:iCs/>
-          <w:color w:val="1FA6A2"/>
-          <w:sz w:val="19"/>
-          <w:szCs w:val="19"/>
-        </w:rPr>
-        <w:t xml:space="preserve">   I Do — follow along with your teacher</w:t>
+          <w:color w:val="B97A12"/>
+          <w:sz w:val="19"/>
+          <w:szCs w:val="19"/>
+        </w:rPr>
+        <w:t xml:space="preserve">   explain</w:t>
       </w:r>
     </w:p>
     <w:tbl>
@@ -1308,25 +1323,360 @@
             </w:pPr>
             <w:r>
               <w:rPr>
+                <w:color w:val="1A2733"/>
+                <w:sz w:val="21"/>
+                <w:szCs w:val="21"/>
+              </w:rPr>
+              <w:t xml:space="preserve">You used partial quotients for 1,344 ÷ 12. What steps did you use, and how do they build to the final quotient?</w:t>
+            </w:r>
+          </w:p>
+          <w:p>
+            <w:pPr>
+              <w:spacing w:after="0"/>
+            </w:pPr>
+            <w:r>
+              <w:rPr>
                 <w:b/>
                 <w:bCs/>
                 <w:color w:val="12355B"/>
-                <w:sz w:val="22"/>
-                <w:szCs w:val="22"/>
+                <w:sz w:val="20"/>
+                <w:szCs w:val="20"/>
               </w:rPr>
-              <w:t xml:space="preserve">Space Station Supply Division</w:t>
-            </w:r>
-          </w:p>
-          <w:p>
-            <w:pPr>
-              <w:spacing w:after="0"/>
-            </w:pPr>
+              <w:t xml:space="preserve">Your job:  </w:t>
+            </w:r>
             <w:r>
               <w:rPr>
+                <w:sz w:val="20"/>
+                <w:szCs w:val="20"/>
+              </w:rPr>
+              <w:t xml:space="preserve">Answer the question. Use math evidence. Explain how the evidence proves your answer.</w:t>
+            </w:r>
+            <w:r>
+              <w:rPr>
+                <w:i/>
+                <w:iCs/>
+                <w:color w:val="5F6F80"/>
+                <w:sz w:val="18"/>
+                <w:szCs w:val="18"/>
+              </w:rPr>
+              <w:br/>
+              <w:t xml:space="preserve">Responde la pregunta. Usa evidencia matemática. Explica cómo la evidencia demuestra tu respuesta.</w:t>
+            </w:r>
+          </w:p>
+        </w:tc>
+      </w:tr>
+    </w:tbl>
+    <w:p>
+      <w:pPr>
+        <w:pStyle w:val="Heading2"/>
+        <w:spacing w:after="80" w:before="180"/>
+      </w:pPr>
+      <w:r>
+        <w:rPr>
+          <w:b/>
+          <w:bCs/>
+          <w:color w:val="12355B"/>
+          <w:sz w:val="24"/>
+          <w:szCs w:val="24"/>
+        </w:rPr>
+        <w:t xml:space="preserve">2. Plan Your Math Words</w:t>
+      </w:r>
+      <w:r>
+        <w:rPr>
+          <w:i/>
+          <w:iCs/>
+          <w:color w:val="1FA6A2"/>
+          <w:sz w:val="19"/>
+          <w:szCs w:val="19"/>
+        </w:rPr>
+        <w:t xml:space="preserve">   check at least two</w:t>
+      </w:r>
+    </w:p>
+    <w:p>
+      <w:pPr>
+        <w:spacing w:after="60"/>
+      </w:pPr>
+      <w:r>
+        <w:rPr>
+          <w:b/>
+          <w:bCs/>
+          <w:color w:val="1FA6A2"/>
+          <w:sz w:val="22"/>
+          <w:szCs w:val="22"/>
+        </w:rPr>
+        <w:t xml:space="preserve">☐  </w:t>
+      </w:r>
+      <w:r>
+        <w:rPr>
+          <w:b/>
+          <w:bCs/>
+          <w:color w:val="12355B"/>
+          <w:sz w:val="20"/>
+          <w:szCs w:val="20"/>
+        </w:rPr>
+        <w:t xml:space="preserve">Dividend — </w:t>
+      </w:r>
+      <w:r>
+        <w:rPr>
+          <w:sz w:val="20"/>
+          <w:szCs w:val="20"/>
+        </w:rPr>
+        <w:t xml:space="preserve">The number you are splitting up in a division problem.</w:t>
+      </w:r>
+      <w:r>
+        <w:rPr>
+          <w:i/>
+          <w:iCs/>
+          <w:color w:val="5F6F80"/>
+          <w:sz w:val="18"/>
+          <w:szCs w:val="18"/>
+        </w:rPr>
+        <w:br/>
+        <w:t xml:space="preserve">Dividendo — El número que estás repartiendo en una división.</w:t>
+      </w:r>
+    </w:p>
+    <w:p>
+      <w:pPr>
+        <w:spacing w:after="60"/>
+      </w:pPr>
+      <w:r>
+        <w:rPr>
+          <w:b/>
+          <w:bCs/>
+          <w:color w:val="1FA6A2"/>
+          <w:sz w:val="22"/>
+          <w:szCs w:val="22"/>
+        </w:rPr>
+        <w:t xml:space="preserve">☐  </w:t>
+      </w:r>
+      <w:r>
+        <w:rPr>
+          <w:b/>
+          <w:bCs/>
+          <w:color w:val="12355B"/>
+          <w:sz w:val="20"/>
+          <w:szCs w:val="20"/>
+        </w:rPr>
+        <w:t xml:space="preserve">Divisor — </w:t>
+      </w:r>
+      <w:r>
+        <w:rPr>
+          <w:sz w:val="20"/>
+          <w:szCs w:val="20"/>
+        </w:rPr>
+        <w:t xml:space="preserve">The number you split by in a division problem.</w:t>
+      </w:r>
+      <w:r>
+        <w:rPr>
+          <w:i/>
+          <w:iCs/>
+          <w:color w:val="5F6F80"/>
+          <w:sz w:val="18"/>
+          <w:szCs w:val="18"/>
+        </w:rPr>
+        <w:br/>
+        <w:t xml:space="preserve">Divisor — El número entre el que divides en una división.</w:t>
+      </w:r>
+    </w:p>
+    <w:p>
+      <w:pPr>
+        <w:spacing w:after="60"/>
+      </w:pPr>
+      <w:r>
+        <w:rPr>
+          <w:b/>
+          <w:bCs/>
+          <w:color w:val="1FA6A2"/>
+          <w:sz w:val="22"/>
+          <w:szCs w:val="22"/>
+        </w:rPr>
+        <w:t xml:space="preserve">☐  </w:t>
+      </w:r>
+      <w:r>
+        <w:rPr>
+          <w:b/>
+          <w:bCs/>
+          <w:color w:val="12355B"/>
+          <w:sz w:val="20"/>
+          <w:szCs w:val="20"/>
+        </w:rPr>
+        <w:t xml:space="preserve">Quotient — </w:t>
+      </w:r>
+      <w:r>
+        <w:rPr>
+          <w:sz w:val="20"/>
+          <w:szCs w:val="20"/>
+        </w:rPr>
+        <w:t xml:space="preserve">The answer when you divide.</w:t>
+      </w:r>
+      <w:r>
+        <w:rPr>
+          <w:i/>
+          <w:iCs/>
+          <w:color w:val="5F6F80"/>
+          <w:sz w:val="18"/>
+          <w:szCs w:val="18"/>
+        </w:rPr>
+        <w:br/>
+        <w:t xml:space="preserve">Cociente — La respuesta cuando divides.</w:t>
+      </w:r>
+    </w:p>
+    <w:p>
+      <w:pPr>
+        <w:spacing w:after="60"/>
+      </w:pPr>
+      <w:r>
+        <w:rPr>
+          <w:b/>
+          <w:bCs/>
+          <w:color w:val="1FA6A2"/>
+          <w:sz w:val="22"/>
+          <w:szCs w:val="22"/>
+        </w:rPr>
+        <w:t xml:space="preserve">☐  </w:t>
+      </w:r>
+      <w:r>
+        <w:rPr>
+          <w:b/>
+          <w:bCs/>
+          <w:color w:val="12355B"/>
+          <w:sz w:val="20"/>
+          <w:szCs w:val="20"/>
+        </w:rPr>
+        <w:t xml:space="preserve">Remainder — </w:t>
+      </w:r>
+      <w:r>
+        <w:rPr>
+          <w:sz w:val="20"/>
+          <w:szCs w:val="20"/>
+        </w:rPr>
+        <w:t xml:space="preserve">What is left over when a number does not divide evenly.</w:t>
+      </w:r>
+      <w:r>
+        <w:rPr>
+          <w:i/>
+          <w:iCs/>
+          <w:color w:val="5F6F80"/>
+          <w:sz w:val="18"/>
+          <w:szCs w:val="18"/>
+        </w:rPr>
+        <w:br/>
+        <w:t xml:space="preserve">Residuo — Lo que sobra cuando un número no se divide de forma exacta.</w:t>
+      </w:r>
+    </w:p>
+    <w:p>
+      <w:pPr>
+        <w:spacing w:after="60"/>
+      </w:pPr>
+      <w:r>
+        <w:rPr>
+          <w:b/>
+          <w:bCs/>
+          <w:color w:val="1FA6A2"/>
+          <w:sz w:val="22"/>
+          <w:szCs w:val="22"/>
+        </w:rPr>
+        <w:t xml:space="preserve">☐  </w:t>
+      </w:r>
+      <w:r>
+        <w:rPr>
+          <w:b/>
+          <w:bCs/>
+          <w:color w:val="12355B"/>
+          <w:sz w:val="20"/>
+          <w:szCs w:val="20"/>
+        </w:rPr>
+        <w:t xml:space="preserve">Partial quotients — </w:t>
+      </w:r>
+      <w:r>
+        <w:rPr>
+          <w:sz w:val="20"/>
+          <w:szCs w:val="20"/>
+        </w:rPr>
+        <w:t xml:space="preserve">A way to divide by breaking the problem into smaller, easier steps.</w:t>
+      </w:r>
+      <w:r>
+        <w:rPr>
+          <w:i/>
+          <w:iCs/>
+          <w:color w:val="5F6F80"/>
+          <w:sz w:val="18"/>
+          <w:szCs w:val="18"/>
+        </w:rPr>
+        <w:br/>
+        <w:t xml:space="preserve">Cocientes parciales — Una manera de dividir separando el problema en pasos más fáciles.</w:t>
+      </w:r>
+    </w:p>
+    <w:tbl>
+      <w:tblPr>
+        <w:tblW w:type="pct" w:w="100%"/>
+        <w:tblBorders>
+          <w:top w:val="single" w:color="1FA6A2" w:sz="8"/>
+          <w:left w:val="single" w:color="1FA6A2" w:sz="8"/>
+          <w:bottom w:val="single" w:color="1FA6A2" w:sz="8"/>
+          <w:right w:val="single" w:color="1FA6A2" w:sz="8"/>
+          <w:insideH w:val="single" w:color="auto" w:sz="4"/>
+          <w:insideV w:val="single" w:color="auto" w:sz="4"/>
+        </w:tblBorders>
+      </w:tblPr>
+      <w:tblGrid>
+        <w:gridCol w:w="100"/>
+      </w:tblGrid>
+      <w:tr>
+        <w:tc>
+          <w:tcPr>
+            <w:shd w:fill="F7FFFD" w:color="auto" w:val="clear"/>
+            <w:tcMar>
+              <w:top w:type="dxa" w:w="120"/>
+              <w:left w:type="dxa" w:w="180"/>
+              <w:bottom w:type="dxa" w:w="120"/>
+              <w:right w:type="dxa" w:w="180"/>
+            </w:tcMar>
+          </w:tcPr>
+          <w:p>
+            <w:pPr>
+              <w:spacing w:after="50"/>
+            </w:pPr>
+            <w:r>
+              <w:rPr>
+                <w:b/>
+                <w:bCs/>
+                <w:color w:val="1FA6A2"/>
+                <w:sz w:val="20"/>
+                <w:szCs w:val="20"/>
+              </w:rPr>
+              <w:t xml:space="preserve">Say it first:  </w:t>
+            </w:r>
+            <w:r>
+              <w:rPr>
+                <w:sz w:val="20"/>
+                <w:szCs w:val="20"/>
+              </w:rPr>
+              <w:t xml:space="preserve">Say your idea to a partner or quietly to yourself before you write.</w:t>
+            </w:r>
+          </w:p>
+          <w:p>
+            <w:pPr>
+              <w:spacing w:after="60"/>
+            </w:pPr>
+            <w:r>
+              <w:rPr>
+                <w:color w:val="1A2733"/>
                 <w:sz w:val="21"/>
                 <w:szCs w:val="21"/>
               </w:rPr>
-              <w:t xml:space="preserve">The space station has 1,344 nutrition bars that must be divided equally among 12 crew sections for a 4-week rotation. How many bars does each section receive?</w:t>
+              <w:t xml:space="preserve">First I took 12 × ___ = 1,200, then 12 × ___ = 144.</w:t>
+            </w:r>
+            <w:r>
+              <w:rPr>
+                <w:i/>
+                <w:iCs/>
+                <w:color w:val="5F6F80"/>
+                <w:sz w:val="19"/>
+                <w:szCs w:val="19"/>
+              </w:rPr>
+              <w:br/>
+              <w:t xml:space="preserve">Primero usé 12 × ___ = 1,200, luego 12 × ___ = 144.</w:t>
             </w:r>
           </w:p>
         </w:tc>
@@ -1334,81 +1684,6 @@
     </w:tbl>
     <w:p>
       <w:pPr>
-        <w:spacing w:after="80"/>
-      </w:pPr>
-      <w:r>
-        <w:t xml:space="preserve"/>
-      </w:r>
-    </w:p>
-    <w:p>
-      <w:pPr>
-        <w:spacing w:after="50" w:before="60"/>
-      </w:pPr>
-      <w:r>
-        <w:rPr>
-          <w:b/>
-          <w:bCs/>
-          <w:color w:val="12355B"/>
-          <w:sz w:val="21"/>
-          <w:szCs w:val="21"/>
-        </w:rPr>
-        <w:t xml:space="preserve">Think about:</w:t>
-      </w:r>
-    </w:p>
-    <w:p>
-      <w:pPr>
-        <w:spacing w:after="40"/>
-        <w:ind w:left="300"/>
-      </w:pPr>
-      <w:r>
-        <w:rPr>
-          <w:sz w:val="20"/>
-          <w:szCs w:val="20"/>
-        </w:rPr>
-        <w:t xml:space="preserve">•  What total amount needs to be divided?</w:t>
-      </w:r>
-    </w:p>
-    <w:p>
-      <w:pPr>
-        <w:spacing w:after="40"/>
-        <w:ind w:left="300"/>
-      </w:pPr>
-      <w:r>
-        <w:rPr>
-          <w:sz w:val="20"/>
-          <w:szCs w:val="20"/>
-        </w:rPr>
-        <w:t xml:space="preserve">•  How many groups are the supplies being split into?</w:t>
-      </w:r>
-    </w:p>
-    <w:p>
-      <w:pPr>
-        <w:spacing w:after="40"/>
-        <w:ind w:left="300"/>
-      </w:pPr>
-      <w:r>
-        <w:rPr>
-          <w:sz w:val="20"/>
-          <w:szCs w:val="20"/>
-        </w:rPr>
-        <w:t xml:space="preserve">•  Will each section get the same amount with none left over?</w:t>
-      </w:r>
-    </w:p>
-    <w:p>
-      <w:pPr>
-        <w:spacing w:after="40"/>
-        <w:ind w:left="300"/>
-      </w:pPr>
-      <w:r>
-        <w:rPr>
-          <w:sz w:val="20"/>
-          <w:szCs w:val="20"/>
-        </w:rPr>
-        <w:t xml:space="preserve">•  What strategy would you use to divide such a large number?</w:t>
-      </w:r>
-    </w:p>
-    <w:p>
-      <w:pPr>
         <w:pStyle w:val="Heading2"/>
         <w:spacing w:after="80" w:before="180"/>
       </w:pPr>
@@ -1420,370 +1695,17 @@
           <w:sz w:val="24"/>
           <w:szCs w:val="24"/>
         </w:rPr>
-        <w:t xml:space="preserve">Solved Example</w:t>
+        <w:t xml:space="preserve">3. Build Your Explanation</w:t>
       </w:r>
       <w:r>
         <w:rPr>
           <w:i/>
           <w:iCs/>
-          <w:color w:val="1FA6A2"/>
-          <w:sz w:val="19"/>
-          <w:szCs w:val="19"/>
-        </w:rPr>
-        <w:t xml:space="preserve">   I Do — watch each step</w:t>
-      </w:r>
-    </w:p>
-    <w:p>
-      <w:pPr>
-        <w:keepNext/>
-        <w:spacing w:after="40"/>
-      </w:pPr>
-      <w:r>
-        <w:rPr>
-          <w:b/>
-          <w:bCs/>
-          <w:color w:val="12355B"/>
-          <w:sz w:val="21"/>
-          <w:szCs w:val="21"/>
-        </w:rPr>
-        <w:t xml:space="preserve">Problem:  </w:t>
-      </w:r>
-      <w:r>
-        <w:rPr>
-          <w:sz w:val="21"/>
-          <w:szCs w:val="21"/>
-        </w:rPr>
-        <w:t xml:space="preserve">What is 936 ÷ 12?</w:t>
-      </w:r>
-    </w:p>
-    <w:p>
-      <w:pPr>
-        <w:spacing w:after="30"/>
-        <w:ind w:left="420"/>
-      </w:pPr>
-      <w:r>
-        <w:rPr>
-          <w:sz w:val="20"/>
-          <w:szCs w:val="20"/>
-        </w:rPr>
-        <w:t xml:space="preserve">A)  78</w:t>
-      </w:r>
-    </w:p>
-    <w:p>
-      <w:pPr>
-        <w:spacing w:after="30"/>
-        <w:ind w:left="420"/>
-      </w:pPr>
-      <w:r>
-        <w:rPr>
-          <w:sz w:val="20"/>
-          <w:szCs w:val="20"/>
-        </w:rPr>
-        <w:t xml:space="preserve">B)  87</w:t>
-      </w:r>
-    </w:p>
-    <w:p>
-      <w:pPr>
-        <w:spacing w:after="30"/>
-        <w:ind w:left="420"/>
-      </w:pPr>
-      <w:r>
-        <w:rPr>
-          <w:sz w:val="20"/>
-          <w:szCs w:val="20"/>
-        </w:rPr>
-        <w:t xml:space="preserve">C)  68</w:t>
-      </w:r>
-    </w:p>
-    <w:p>
-      <w:pPr>
-        <w:spacing w:after="30"/>
-        <w:ind w:left="420"/>
-      </w:pPr>
-      <w:r>
-        <w:rPr>
-          <w:sz w:val="20"/>
-          <w:szCs w:val="20"/>
-        </w:rPr>
-        <w:t xml:space="preserve">D)  76</w:t>
-      </w:r>
-    </w:p>
-    <w:p>
-      <w:pPr>
-        <w:spacing w:after="20" w:before="50"/>
-      </w:pPr>
-      <w:r>
-        <w:rPr>
-          <w:b/>
-          <w:bCs/>
-          <w:color w:val="1FA6A2"/>
-          <w:sz w:val="21"/>
-          <w:szCs w:val="21"/>
-        </w:rPr>
-        <w:t xml:space="preserve">Step 1:  </w:t>
-      </w:r>
-      <w:r>
-        <w:rPr>
-          <w:sz w:val="21"/>
-          <w:szCs w:val="21"/>
-        </w:rPr>
-        <w:t xml:space="preserve">12 × 78 = 936.</w:t>
-      </w:r>
-    </w:p>
-    <w:p>
-      <w:pPr>
-        <w:spacing w:after="20" w:before="50"/>
-      </w:pPr>
-      <w:r>
-        <w:rPr>
-          <w:b/>
-          <w:bCs/>
-          <w:color w:val="1FA6A2"/>
-          <w:sz w:val="21"/>
-          <w:szCs w:val="21"/>
-        </w:rPr>
-        <w:t xml:space="preserve">Step 2:  </w:t>
-      </w:r>
-      <w:r>
-        <w:rPr>
-          <w:sz w:val="21"/>
-          <w:szCs w:val="21"/>
-        </w:rPr>
-        <w:t xml:space="preserve">You can verify: 12 × 70 = 840, 12 × 8 = 96, 840 + 96 = 936.</w:t>
-      </w:r>
-    </w:p>
-    <w:p>
-      <w:pPr>
-        <w:spacing w:after="40" w:before="60"/>
-      </w:pPr>
-      <w:r>
-        <w:rPr>
-          <w:b/>
-          <w:bCs/>
-          <w:color w:val="12355B"/>
-          <w:sz w:val="21"/>
-          <w:szCs w:val="21"/>
-        </w:rPr>
-        <w:t xml:space="preserve">Answer:  </w:t>
-      </w:r>
-      <w:r>
-        <w:rPr>
-          <w:b/>
-          <w:bCs/>
-          <w:sz w:val="21"/>
-          <w:szCs w:val="21"/>
-        </w:rPr>
-        <w:t xml:space="preserve">A. 78</w:t>
-      </w:r>
-    </w:p>
-    <w:p>
-      <w:pPr>
-        <w:pStyle w:val="Heading1"/>
-        <w:pageBreakBefore/>
-        <w:pBdr>
-          <w:bottom w:val="single" w:color="1FA6A2" w:sz="14" w:space="6"/>
-        </w:pBdr>
-        <w:spacing w:after="140" w:before="0"/>
-      </w:pPr>
-      <w:r>
-        <w:rPr>
-          <w:b/>
-          <w:bCs/>
-          <w:color w:val="12355B"/>
-          <w:sz w:val="30"/>
-          <w:szCs w:val="30"/>
-        </w:rPr>
-        <w:t xml:space="preserve">Guided Practice</w:t>
-      </w:r>
-    </w:p>
-    <w:p>
-      <w:pPr>
-        <w:pStyle w:val="Heading2"/>
-        <w:spacing w:after="80" w:before="180"/>
-      </w:pPr>
-      <w:r>
-        <w:rPr>
-          <w:b/>
-          <w:bCs/>
-          <w:color w:val="12355B"/>
-          <w:sz w:val="24"/>
-          <w:szCs w:val="24"/>
-        </w:rPr>
-        <w:t xml:space="preserve">Solve Together</w:t>
-      </w:r>
-      <w:r>
-        <w:rPr>
-          <w:i/>
-          <w:iCs/>
-          <w:color w:val="6B4FA0"/>
-          <w:sz w:val="19"/>
-          <w:szCs w:val="19"/>
-        </w:rPr>
-        <w:t xml:space="preserve">   We Do — work with your class</w:t>
-      </w:r>
-    </w:p>
-    <w:p>
-      <w:pPr>
-        <w:keepNext/>
-        <w:spacing w:after="40" w:before="40"/>
-      </w:pPr>
-      <w:r>
-        <w:rPr>
-          <w:b/>
-          <w:bCs/>
-          <w:color w:val="12355B"/>
-          <w:sz w:val="21"/>
-          <w:szCs w:val="21"/>
-        </w:rPr>
-        <w:t xml:space="preserve">Problem:  </w:t>
-      </w:r>
-      <w:r>
-        <w:rPr>
-          <w:sz w:val="21"/>
-          <w:szCs w:val="21"/>
-        </w:rPr>
-        <w:t xml:space="preserve">What is 2,485 ÷ 5?</w:t>
-      </w:r>
-    </w:p>
-    <w:p>
-      <w:pPr>
-        <w:spacing w:after="30"/>
-        <w:ind w:left="420"/>
-      </w:pPr>
-      <w:r>
-        <w:rPr>
-          <w:sz w:val="20"/>
-          <w:szCs w:val="20"/>
-        </w:rPr>
-        <w:t xml:space="preserve">A)  497</w:t>
-      </w:r>
-    </w:p>
-    <w:p>
-      <w:pPr>
-        <w:spacing w:after="30"/>
-        <w:ind w:left="420"/>
-      </w:pPr>
-      <w:r>
-        <w:rPr>
-          <w:sz w:val="20"/>
-          <w:szCs w:val="20"/>
-        </w:rPr>
-        <w:t xml:space="preserve">B)  487</w:t>
-      </w:r>
-    </w:p>
-    <w:p>
-      <w:pPr>
-        <w:spacing w:after="30"/>
-        <w:ind w:left="420"/>
-      </w:pPr>
-      <w:r>
-        <w:rPr>
-          <w:sz w:val="20"/>
-          <w:szCs w:val="20"/>
-        </w:rPr>
-        <w:t xml:space="preserve">C)  507</w:t>
-      </w:r>
-    </w:p>
-    <w:p>
-      <w:pPr>
-        <w:spacing w:after="30"/>
-        <w:ind w:left="420"/>
-      </w:pPr>
-      <w:r>
-        <w:rPr>
-          <w:sz w:val="20"/>
-          <w:szCs w:val="20"/>
-        </w:rPr>
-        <w:t xml:space="preserve">D)  496</w:t>
-      </w:r>
-    </w:p>
-    <w:p>
-      <w:pPr>
-        <w:keepNext/>
-        <w:spacing w:after="0" w:before="50"/>
-      </w:pPr>
-      <w:r>
-        <w:rPr>
-          <w:b/>
-          <w:bCs/>
-          <w:color w:val="6B4FA0"/>
-          <w:sz w:val="21"/>
-          <w:szCs w:val="21"/>
-        </w:rPr>
-        <w:t xml:space="preserve">Step 1:</w:t>
-      </w:r>
-    </w:p>
-    <w:p>
-      <w:pPr>
-        <w:pBdr>
-          <w:bottom w:val="single" w:color="AFBECC" w:sz="6"/>
-        </w:pBdr>
-        <w:spacing w:after="30" w:before="150"/>
-      </w:pPr>
-      <w:r>
-        <w:t xml:space="preserve"/>
-      </w:r>
-    </w:p>
-    <w:p>
-      <w:pPr>
-        <w:keepNext/>
-        <w:spacing w:after="0" w:before="50"/>
-      </w:pPr>
-      <w:r>
-        <w:rPr>
-          <w:b/>
-          <w:bCs/>
-          <w:color w:val="6B4FA0"/>
-          <w:sz w:val="21"/>
-          <w:szCs w:val="21"/>
-        </w:rPr>
-        <w:t xml:space="preserve">Step 2:</w:t>
-      </w:r>
-    </w:p>
-    <w:p>
-      <w:pPr>
-        <w:pBdr>
-          <w:bottom w:val="single" w:color="AFBECC" w:sz="6"/>
-        </w:pBdr>
-        <w:spacing w:after="30" w:before="150"/>
-      </w:pPr>
-      <w:r>
-        <w:t xml:space="preserve"/>
-      </w:r>
-    </w:p>
-    <w:p>
-      <w:pPr>
-        <w:keepNext/>
-        <w:spacing w:after="0" w:before="60"/>
-      </w:pPr>
-      <w:r>
-        <w:rPr>
-          <w:b/>
-          <w:bCs/>
-          <w:color w:val="12355B"/>
-          <w:sz w:val="21"/>
-          <w:szCs w:val="21"/>
-        </w:rPr>
-        <w:t xml:space="preserve">Answer:</w:t>
-      </w:r>
-    </w:p>
-    <w:p>
-      <w:pPr>
-        <w:pBdr>
-          <w:bottom w:val="single" w:color="AFBECC" w:sz="6"/>
-        </w:pBdr>
-        <w:spacing w:after="30" w:before="150"/>
-      </w:pPr>
-      <w:r>
-        <w:t xml:space="preserve"/>
-      </w:r>
-    </w:p>
-    <w:p>
-      <w:pPr>
-        <w:spacing w:after="80"/>
-      </w:pPr>
-      <w:r>
-        <w:t xml:space="preserve"/>
+          <w:color w:val="B97A12"/>
+          <w:sz w:val="19"/>
+          <w:szCs w:val="19"/>
+        </w:rPr>
+        <w:t xml:space="preserve">   choose your support</w:t>
       </w:r>
     </w:p>
     <w:tbl>
@@ -1814,6 +1736,1380 @@
           </w:tcPr>
           <w:p>
             <w:pPr>
+              <w:spacing w:after="50"/>
+            </w:pPr>
+            <w:r>
+              <w:rPr>
+                <w:i/>
+                <w:iCs/>
+                <w:color w:val="5F6F80"/>
+                <w:sz w:val="19"/>
+                <w:szCs w:val="19"/>
+              </w:rPr>
+              <w:t xml:space="preserve">This model shows the parts of an explanation. It does not answer your writing question.</w:t>
+            </w:r>
+          </w:p>
+          <w:p>
+            <w:pPr>
+              <w:spacing w:after="80"/>
+            </w:pPr>
+            <w:r>
+              <w:rPr>
+                <w:b/>
+                <w:bCs/>
+                <w:color w:val="12355B"/>
+                <w:sz w:val="19"/>
+                <w:szCs w:val="19"/>
+              </w:rPr>
+              <w:t xml:space="preserve">Claim:  </w:t>
+            </w:r>
+            <w:r>
+              <w:rPr>
+                <w:sz w:val="19"/>
+                <w:szCs w:val="19"/>
+              </w:rPr>
+              <w:t xml:space="preserve">Estimating with friendly numbers checks whether the quotient is reasonable.</w:t>
+            </w:r>
+          </w:p>
+          <w:p>
+            <w:pPr>
+              <w:spacing w:after="80"/>
+            </w:pPr>
+            <w:r>
+              <w:rPr>
+                <w:b/>
+                <w:bCs/>
+                <w:color w:val="12355B"/>
+                <w:sz w:val="19"/>
+                <w:szCs w:val="19"/>
+              </w:rPr>
+              <w:t xml:space="preserve">Evidence:  </w:t>
+            </w:r>
+            <w:r>
+              <w:rPr>
+                <w:sz w:val="19"/>
+                <w:szCs w:val="19"/>
+              </w:rPr>
+              <w:t xml:space="preserve">Students estimate using 1,200 ÷ 12 = 100 (or similar) to predict roughly 100+ bars per section, identifying 1,344 as the dividend and 12 as the divisor.</w:t>
+            </w:r>
+          </w:p>
+          <w:p>
+            <w:pPr>
+              <w:spacing w:after="80"/>
+            </w:pPr>
+            <w:r>
+              <w:rPr>
+                <w:b/>
+                <w:bCs/>
+                <w:color w:val="12355B"/>
+                <w:sz w:val="19"/>
+                <w:szCs w:val="19"/>
+              </w:rPr>
+              <w:t xml:space="preserve">Reasoning:  </w:t>
+            </w:r>
+            <w:r>
+              <w:rPr>
+                <w:sz w:val="19"/>
+                <w:szCs w:val="19"/>
+              </w:rPr>
+              <w:t xml:space="preserve">This evidence connects the definition of dividend to the mathematical claim.</w:t>
+            </w:r>
+          </w:p>
+        </w:tc>
+      </w:tr>
+    </w:tbl>
+    <w:p>
+      <w:pPr>
+        <w:pStyle w:val="Heading2"/>
+        <w:spacing w:after="80" w:before="180"/>
+      </w:pPr>
+      <w:r>
+        <w:rPr>
+          <w:b/>
+          <w:bCs/>
+          <w:color w:val="12355B"/>
+          <w:sz w:val="24"/>
+          <w:szCs w:val="24"/>
+        </w:rPr>
+        <w:t xml:space="preserve">Start</w:t>
+      </w:r>
+      <w:r>
+        <w:rPr>
+          <w:i/>
+          <w:iCs/>
+          <w:color w:val="1FA6A2"/>
+          <w:sz w:val="19"/>
+          <w:szCs w:val="19"/>
+        </w:rPr>
+        <w:t xml:space="preserve">   Most language support</w:t>
+      </w:r>
+    </w:p>
+    <w:p>
+      <w:pPr>
+        <w:spacing w:after="60"/>
+      </w:pPr>
+      <w:r>
+        <w:rPr>
+          <w:color w:val="1A2733"/>
+          <w:sz w:val="21"/>
+          <w:szCs w:val="21"/>
+        </w:rPr>
+        <w:t xml:space="preserve">Complete the frames. Use the word bank.</w:t>
+      </w:r>
+      <w:r>
+        <w:rPr>
+          <w:i/>
+          <w:iCs/>
+          <w:color w:val="5F6F80"/>
+          <w:sz w:val="19"/>
+          <w:szCs w:val="19"/>
+        </w:rPr>
+        <w:br/>
+        <w:t xml:space="preserve">Completa las oraciones. Usa el banco de palabras.</w:t>
+      </w:r>
+    </w:p>
+    <w:p>
+      <w:pPr>
+        <w:spacing w:after="60"/>
+      </w:pPr>
+      <w:r>
+        <w:rPr>
+          <w:color w:val="1A2733"/>
+          <w:sz w:val="21"/>
+          <w:szCs w:val="21"/>
+        </w:rPr>
+        <w:t xml:space="preserve">First I took 12 × ___ = 1,200, then 12 × ___ = 144.</w:t>
+      </w:r>
+      <w:r>
+        <w:rPr>
+          <w:i/>
+          <w:iCs/>
+          <w:color w:val="5F6F80"/>
+          <w:sz w:val="19"/>
+          <w:szCs w:val="19"/>
+        </w:rPr>
+        <w:br/>
+        <w:t xml:space="preserve">Primero usé 12 × ___ = 1,200, luego 12 × ___ = 144.</w:t>
+      </w:r>
+    </w:p>
+    <w:p>
+      <w:pPr>
+        <w:spacing w:after="60"/>
+      </w:pPr>
+      <w:r>
+        <w:rPr>
+          <w:color w:val="1A2733"/>
+          <w:sz w:val="21"/>
+          <w:szCs w:val="21"/>
+        </w:rPr>
+        <w:t xml:space="preserve">The quotient is ___ because I added the partial quotients ___.</w:t>
+      </w:r>
+      <w:r>
+        <w:rPr>
+          <w:i/>
+          <w:iCs/>
+          <w:color w:val="5F6F80"/>
+          <w:sz w:val="19"/>
+          <w:szCs w:val="19"/>
+        </w:rPr>
+        <w:br/>
+        <w:t xml:space="preserve">El cociente es ___ porque sumé los cocientes parciales ___.</w:t>
+      </w:r>
+    </w:p>
+    <w:tbl>
+      <w:tblPr>
+        <w:tblW w:type="pct" w:w="100%"/>
+        <w:tblBorders>
+          <w:top w:val="single" w:color="C7D2DD" w:sz="6"/>
+          <w:left w:val="single" w:color="C7D2DD" w:sz="6"/>
+          <w:bottom w:val="single" w:color="C7D2DD" w:sz="6"/>
+          <w:right w:val="single" w:color="C7D2DD" w:sz="6"/>
+          <w:insideH w:val="single" w:color="auto" w:sz="4"/>
+          <w:insideV w:val="single" w:color="auto" w:sz="4"/>
+        </w:tblBorders>
+      </w:tblPr>
+      <w:tblGrid>
+        <w:gridCol w:w="100"/>
+      </w:tblGrid>
+      <w:tr>
+        <w:tc>
+          <w:tcPr>
+            <w:shd w:fill="FBF3E2" w:color="auto" w:val="clear"/>
+            <w:tcMar>
+              <w:top w:type="dxa" w:w="60"/>
+              <w:left w:type="dxa" w:w="120"/>
+              <w:bottom w:type="dxa" w:w="60"/>
+              <w:right w:type="dxa" w:w="120"/>
+            </w:tcMar>
+          </w:tcPr>
+          <w:p>
+            <w:pPr>
+              <w:spacing w:after="0" w:line="320"/>
+            </w:pPr>
+            <w:r>
+              <w:t xml:space="preserve"/>
+            </w:r>
+          </w:p>
+          <w:p>
+            <w:pPr>
+              <w:spacing w:after="0" w:line="320"/>
+            </w:pPr>
+            <w:r>
+              <w:t xml:space="preserve"/>
+            </w:r>
+          </w:p>
+          <w:p>
+            <w:pPr>
+              <w:spacing w:after="0" w:line="320"/>
+            </w:pPr>
+            <w:r>
+              <w:t xml:space="preserve"/>
+            </w:r>
+          </w:p>
+        </w:tc>
+      </w:tr>
+    </w:tbl>
+    <w:p>
+      <w:pPr>
+        <w:pStyle w:val="Heading2"/>
+        <w:spacing w:after="80" w:before="180"/>
+      </w:pPr>
+      <w:r>
+        <w:rPr>
+          <w:b/>
+          <w:bCs/>
+          <w:color w:val="12355B"/>
+          <w:sz w:val="24"/>
+          <w:szCs w:val="24"/>
+        </w:rPr>
+        <w:t xml:space="preserve">Build</w:t>
+      </w:r>
+      <w:r>
+        <w:rPr>
+          <w:i/>
+          <w:iCs/>
+          <w:color w:val="B97A12"/>
+          <w:sz w:val="19"/>
+          <w:szCs w:val="19"/>
+        </w:rPr>
+        <w:t xml:space="preserve">   Some language support</w:t>
+      </w:r>
+    </w:p>
+    <w:p>
+      <w:pPr>
+        <w:spacing w:after="60"/>
+      </w:pPr>
+      <w:r>
+        <w:rPr>
+          <w:color w:val="1A2733"/>
+          <w:sz w:val="21"/>
+          <w:szCs w:val="21"/>
+        </w:rPr>
+        <w:t xml:space="preserve">Write two connected sentences. Use because, so, or but.</w:t>
+      </w:r>
+      <w:r>
+        <w:rPr>
+          <w:i/>
+          <w:iCs/>
+          <w:color w:val="5F6F80"/>
+          <w:sz w:val="19"/>
+          <w:szCs w:val="19"/>
+        </w:rPr>
+        <w:br/>
+        <w:t xml:space="preserve">Escribe dos oraciones conectadas. Usa porque, entonces o pero.</w:t>
+      </w:r>
+    </w:p>
+    <w:p>
+      <w:pPr>
+        <w:spacing w:after="60"/>
+      </w:pPr>
+      <w:r>
+        <w:rPr>
+          <w:color w:val="1A2733"/>
+          <w:sz w:val="21"/>
+          <w:szCs w:val="21"/>
+        </w:rPr>
+        <w:t xml:space="preserve">My claim is ___.</w:t>
+      </w:r>
+      <w:r>
+        <w:rPr>
+          <w:i/>
+          <w:iCs/>
+          <w:color w:val="5F6F80"/>
+          <w:sz w:val="19"/>
+          <w:szCs w:val="19"/>
+        </w:rPr>
+        <w:br/>
+        <w:t xml:space="preserve">Mi afirmación es ___.</w:t>
+      </w:r>
+    </w:p>
+    <w:p>
+      <w:pPr>
+        <w:spacing w:after="60"/>
+      </w:pPr>
+      <w:r>
+        <w:rPr>
+          <w:color w:val="1A2733"/>
+          <w:sz w:val="21"/>
+          <w:szCs w:val="21"/>
+        </w:rPr>
+        <w:t xml:space="preserve">I know because ___.</w:t>
+      </w:r>
+      <w:r>
+        <w:rPr>
+          <w:i/>
+          <w:iCs/>
+          <w:color w:val="5F6F80"/>
+          <w:sz w:val="19"/>
+          <w:szCs w:val="19"/>
+        </w:rPr>
+        <w:br/>
+        <w:t xml:space="preserve">Lo sé porque ___.</w:t>
+      </w:r>
+    </w:p>
+    <w:p>
+      <w:pPr>
+        <w:spacing w:after="60"/>
+      </w:pPr>
+      <w:r>
+        <w:rPr>
+          <w:color w:val="1A2733"/>
+          <w:sz w:val="21"/>
+          <w:szCs w:val="21"/>
+        </w:rPr>
+        <w:t xml:space="preserve">So ___.</w:t>
+      </w:r>
+      <w:r>
+        <w:rPr>
+          <w:i/>
+          <w:iCs/>
+          <w:color w:val="5F6F80"/>
+          <w:sz w:val="19"/>
+          <w:szCs w:val="19"/>
+        </w:rPr>
+        <w:br/>
+        <w:t xml:space="preserve">Entonces ___.</w:t>
+      </w:r>
+    </w:p>
+    <w:tbl>
+      <w:tblPr>
+        <w:tblW w:type="pct" w:w="100%"/>
+        <w:tblBorders>
+          <w:top w:val="single" w:color="C7D2DD" w:sz="6"/>
+          <w:left w:val="single" w:color="C7D2DD" w:sz="6"/>
+          <w:bottom w:val="single" w:color="C7D2DD" w:sz="6"/>
+          <w:right w:val="single" w:color="C7D2DD" w:sz="6"/>
+          <w:insideH w:val="single" w:color="auto" w:sz="4"/>
+          <w:insideV w:val="single" w:color="auto" w:sz="4"/>
+        </w:tblBorders>
+      </w:tblPr>
+      <w:tblGrid>
+        <w:gridCol w:w="100"/>
+      </w:tblGrid>
+      <w:tr>
+        <w:tc>
+          <w:tcPr>
+            <w:shd w:fill="FBF3E2" w:color="auto" w:val="clear"/>
+            <w:tcMar>
+              <w:top w:type="dxa" w:w="60"/>
+              <w:left w:type="dxa" w:w="120"/>
+              <w:bottom w:type="dxa" w:w="60"/>
+              <w:right w:type="dxa" w:w="120"/>
+            </w:tcMar>
+          </w:tcPr>
+          <w:p>
+            <w:pPr>
+              <w:spacing w:after="0" w:line="320"/>
+            </w:pPr>
+            <w:r>
+              <w:t xml:space="preserve"/>
+            </w:r>
+          </w:p>
+          <w:p>
+            <w:pPr>
+              <w:spacing w:after="0" w:line="320"/>
+            </w:pPr>
+            <w:r>
+              <w:t xml:space="preserve"/>
+            </w:r>
+          </w:p>
+          <w:p>
+            <w:pPr>
+              <w:spacing w:after="0" w:line="320"/>
+            </w:pPr>
+            <w:r>
+              <w:t xml:space="preserve"/>
+            </w:r>
+          </w:p>
+        </w:tc>
+      </w:tr>
+    </w:tbl>
+    <w:p>
+      <w:pPr>
+        <w:pStyle w:val="Heading2"/>
+        <w:spacing w:after="80" w:before="180"/>
+      </w:pPr>
+      <w:r>
+        <w:rPr>
+          <w:b/>
+          <w:bCs/>
+          <w:color w:val="12355B"/>
+          <w:sz w:val="24"/>
+          <w:szCs w:val="24"/>
+        </w:rPr>
+        <w:t xml:space="preserve">Explain</w:t>
+      </w:r>
+      <w:r>
+        <w:rPr>
+          <w:i/>
+          <w:iCs/>
+          <w:color w:val="B97A12"/>
+          <w:sz w:val="19"/>
+          <w:szCs w:val="19"/>
+        </w:rPr>
+        <w:t xml:space="preserve">   Light language support</w:t>
+      </w:r>
+    </w:p>
+    <w:p>
+      <w:pPr>
+        <w:spacing w:after="60"/>
+      </w:pPr>
+      <w:r>
+        <w:rPr>
+          <w:color w:val="1A2733"/>
+          <w:sz w:val="21"/>
+          <w:szCs w:val="21"/>
+        </w:rPr>
+        <w:t xml:space="preserve">Write a claim, give math evidence, and explain your reasoning.</w:t>
+      </w:r>
+      <w:r>
+        <w:rPr>
+          <w:i/>
+          <w:iCs/>
+          <w:color w:val="5F6F80"/>
+          <w:sz w:val="19"/>
+          <w:szCs w:val="19"/>
+        </w:rPr>
+        <w:br/>
+        <w:t xml:space="preserve">Escribe una afirmación, da evidencia matemática y explica tu razonamiento.</w:t>
+      </w:r>
+    </w:p>
+    <w:p>
+      <w:pPr>
+        <w:spacing w:after="60"/>
+      </w:pPr>
+      <w:r>
+        <w:rPr>
+          <w:color w:val="1A2733"/>
+          <w:sz w:val="21"/>
+          <w:szCs w:val="21"/>
+        </w:rPr>
+        <w:t xml:space="preserve">My claim is ___.</w:t>
+      </w:r>
+      <w:r>
+        <w:rPr>
+          <w:i/>
+          <w:iCs/>
+          <w:color w:val="5F6F80"/>
+          <w:sz w:val="19"/>
+          <w:szCs w:val="19"/>
+        </w:rPr>
+        <w:br/>
+        <w:t xml:space="preserve">Mi afirmación es ___.</w:t>
+      </w:r>
+    </w:p>
+    <w:p>
+      <w:pPr>
+        <w:spacing w:after="60"/>
+      </w:pPr>
+      <w:r>
+        <w:rPr>
+          <w:color w:val="1A2733"/>
+          <w:sz w:val="21"/>
+          <w:szCs w:val="21"/>
+        </w:rPr>
+        <w:t xml:space="preserve">My math evidence is ___.</w:t>
+      </w:r>
+      <w:r>
+        <w:rPr>
+          <w:i/>
+          <w:iCs/>
+          <w:color w:val="5F6F80"/>
+          <w:sz w:val="19"/>
+          <w:szCs w:val="19"/>
+        </w:rPr>
+        <w:br/>
+        <w:t xml:space="preserve">Mi evidencia matemática es ___.</w:t>
+      </w:r>
+    </w:p>
+    <w:p>
+      <w:pPr>
+        <w:spacing w:after="60"/>
+      </w:pPr>
+      <w:r>
+        <w:rPr>
+          <w:color w:val="1A2733"/>
+          <w:sz w:val="21"/>
+          <w:szCs w:val="21"/>
+        </w:rPr>
+        <w:t xml:space="preserve">This proves ___ because ___.</w:t>
+      </w:r>
+      <w:r>
+        <w:rPr>
+          <w:i/>
+          <w:iCs/>
+          <w:color w:val="5F6F80"/>
+          <w:sz w:val="19"/>
+          <w:szCs w:val="19"/>
+        </w:rPr>
+        <w:br/>
+        <w:t xml:space="preserve">Esto demuestra ___ porque ___.</w:t>
+      </w:r>
+    </w:p>
+    <w:tbl>
+      <w:tblPr>
+        <w:tblW w:type="pct" w:w="100%"/>
+        <w:tblBorders>
+          <w:top w:val="single" w:color="C7D2DD" w:sz="6"/>
+          <w:left w:val="single" w:color="C7D2DD" w:sz="6"/>
+          <w:bottom w:val="single" w:color="C7D2DD" w:sz="6"/>
+          <w:right w:val="single" w:color="C7D2DD" w:sz="6"/>
+          <w:insideH w:val="single" w:color="auto" w:sz="4"/>
+          <w:insideV w:val="single" w:color="auto" w:sz="4"/>
+        </w:tblBorders>
+      </w:tblPr>
+      <w:tblGrid>
+        <w:gridCol w:w="100"/>
+      </w:tblGrid>
+      <w:tr>
+        <w:tc>
+          <w:tcPr>
+            <w:shd w:fill="FBF3E2" w:color="auto" w:val="clear"/>
+            <w:tcMar>
+              <w:top w:type="dxa" w:w="60"/>
+              <w:left w:type="dxa" w:w="120"/>
+              <w:bottom w:type="dxa" w:w="60"/>
+              <w:right w:type="dxa" w:w="120"/>
+            </w:tcMar>
+          </w:tcPr>
+          <w:p>
+            <w:pPr>
+              <w:spacing w:after="0" w:line="320"/>
+            </w:pPr>
+            <w:r>
+              <w:t xml:space="preserve"/>
+            </w:r>
+          </w:p>
+          <w:p>
+            <w:pPr>
+              <w:spacing w:after="0" w:line="320"/>
+            </w:pPr>
+            <w:r>
+              <w:t xml:space="preserve"/>
+            </w:r>
+          </w:p>
+          <w:p>
+            <w:pPr>
+              <w:spacing w:after="0" w:line="320"/>
+            </w:pPr>
+            <w:r>
+              <w:t xml:space="preserve"/>
+            </w:r>
+          </w:p>
+          <w:p>
+            <w:pPr>
+              <w:spacing w:after="0" w:line="320"/>
+            </w:pPr>
+            <w:r>
+              <w:t xml:space="preserve"/>
+            </w:r>
+          </w:p>
+          <w:p>
+            <w:pPr>
+              <w:spacing w:after="0" w:line="320"/>
+            </w:pPr>
+            <w:r>
+              <w:t xml:space="preserve"/>
+            </w:r>
+          </w:p>
+        </w:tc>
+      </w:tr>
+    </w:tbl>
+    <w:p>
+      <w:pPr>
+        <w:pStyle w:val="Heading2"/>
+        <w:spacing w:after="80" w:before="180"/>
+      </w:pPr>
+      <w:r>
+        <w:rPr>
+          <w:b/>
+          <w:bCs/>
+          <w:color w:val="12355B"/>
+          <w:sz w:val="24"/>
+          <w:szCs w:val="24"/>
+        </w:rPr>
+        <w:t xml:space="preserve">4. Check Your Explanation</w:t>
+      </w:r>
+      <w:r>
+        <w:rPr>
+          <w:i/>
+          <w:iCs/>
+          <w:color w:val="1FA6A2"/>
+          <w:sz w:val="19"/>
+          <w:szCs w:val="19"/>
+        </w:rPr>
+        <w:t xml:space="preserve">   five quick checks</w:t>
+      </w:r>
+    </w:p>
+    <w:p>
+      <w:pPr>
+        <w:spacing w:after="80"/>
+      </w:pPr>
+      <w:r>
+        <w:rPr>
+          <w:b/>
+          <w:bCs/>
+          <w:color w:val="1FA6A2"/>
+          <w:sz w:val="22"/>
+          <w:szCs w:val="22"/>
+        </w:rPr>
+        <w:t xml:space="preserve">☐  </w:t>
+      </w:r>
+      <w:r>
+        <w:rPr>
+          <w:sz w:val="20"/>
+          <w:szCs w:val="20"/>
+        </w:rPr>
+        <w:t xml:space="preserve">I answered the question.</w:t>
+      </w:r>
+      <w:r>
+        <w:rPr>
+          <w:i/>
+          <w:iCs/>
+          <w:color w:val="5F6F80"/>
+          <w:sz w:val="18"/>
+          <w:szCs w:val="18"/>
+        </w:rPr>
+        <w:br/>
+        <w:t xml:space="preserve">Respondí la pregunta.</w:t>
+      </w:r>
+    </w:p>
+    <w:p>
+      <w:pPr>
+        <w:spacing w:after="80"/>
+      </w:pPr>
+      <w:r>
+        <w:rPr>
+          <w:b/>
+          <w:bCs/>
+          <w:color w:val="1FA6A2"/>
+          <w:sz w:val="22"/>
+          <w:szCs w:val="22"/>
+        </w:rPr>
+        <w:t xml:space="preserve">☐  </w:t>
+      </w:r>
+      <w:r>
+        <w:rPr>
+          <w:sz w:val="20"/>
+          <w:szCs w:val="20"/>
+        </w:rPr>
+        <w:t xml:space="preserve">I used math evidence: numbers, an equation, a model, or a comparison.</w:t>
+      </w:r>
+      <w:r>
+        <w:rPr>
+          <w:i/>
+          <w:iCs/>
+          <w:color w:val="5F6F80"/>
+          <w:sz w:val="18"/>
+          <w:szCs w:val="18"/>
+        </w:rPr>
+        <w:br/>
+        <w:t xml:space="preserve">Usé evidencia matemática: números, una ecuación, un modelo o una comparación.</w:t>
+      </w:r>
+    </w:p>
+    <w:p>
+      <w:pPr>
+        <w:spacing w:after="80"/>
+      </w:pPr>
+      <w:r>
+        <w:rPr>
+          <w:b/>
+          <w:bCs/>
+          <w:color w:val="1FA6A2"/>
+          <w:sz w:val="22"/>
+          <w:szCs w:val="22"/>
+        </w:rPr>
+        <w:t xml:space="preserve">☐  </w:t>
+      </w:r>
+      <w:r>
+        <w:rPr>
+          <w:sz w:val="20"/>
+          <w:szCs w:val="20"/>
+        </w:rPr>
+        <w:t xml:space="preserve">I explained how the evidence proves my answer.</w:t>
+      </w:r>
+      <w:r>
+        <w:rPr>
+          <w:i/>
+          <w:iCs/>
+          <w:color w:val="5F6F80"/>
+          <w:sz w:val="18"/>
+          <w:szCs w:val="18"/>
+        </w:rPr>
+        <w:br/>
+        <w:t xml:space="preserve">Expliqué cómo la evidencia demuestra mi respuesta.</w:t>
+      </w:r>
+    </w:p>
+    <w:p>
+      <w:pPr>
+        <w:spacing w:after="80"/>
+      </w:pPr>
+      <w:r>
+        <w:rPr>
+          <w:b/>
+          <w:bCs/>
+          <w:color w:val="1FA6A2"/>
+          <w:sz w:val="22"/>
+          <w:szCs w:val="22"/>
+        </w:rPr>
+        <w:t xml:space="preserve">☐  </w:t>
+      </w:r>
+      <w:r>
+        <w:rPr>
+          <w:sz w:val="20"/>
+          <w:szCs w:val="20"/>
+        </w:rPr>
+        <w:t xml:space="preserve">I used at least two math words.</w:t>
+      </w:r>
+      <w:r>
+        <w:rPr>
+          <w:i/>
+          <w:iCs/>
+          <w:color w:val="5F6F80"/>
+          <w:sz w:val="18"/>
+          <w:szCs w:val="18"/>
+        </w:rPr>
+        <w:br/>
+        <w:t xml:space="preserve">Usé por lo menos dos palabras matemáticas.</w:t>
+      </w:r>
+    </w:p>
+    <w:p>
+      <w:pPr>
+        <w:spacing w:after="80"/>
+      </w:pPr>
+      <w:r>
+        <w:rPr>
+          <w:b/>
+          <w:bCs/>
+          <w:color w:val="1FA6A2"/>
+          <w:sz w:val="22"/>
+          <w:szCs w:val="22"/>
+        </w:rPr>
+        <w:t xml:space="preserve">☐  </w:t>
+      </w:r>
+      <w:r>
+        <w:rPr>
+          <w:sz w:val="20"/>
+          <w:szCs w:val="20"/>
+        </w:rPr>
+        <w:t xml:space="preserve">I reread complete sentences and punctuation.</w:t>
+      </w:r>
+      <w:r>
+        <w:rPr>
+          <w:i/>
+          <w:iCs/>
+          <w:color w:val="5F6F80"/>
+          <w:sz w:val="18"/>
+          <w:szCs w:val="18"/>
+        </w:rPr>
+        <w:br/>
+        <w:t xml:space="preserve">Volví a leer mis oraciones completas y la puntuación.</w:t>
+      </w:r>
+    </w:p>
+    <w:p>
+      <w:pPr>
+        <w:pStyle w:val="Heading1"/>
+        <w:pageBreakBefore/>
+        <w:pBdr>
+          <w:bottom w:val="single" w:color="1FA6A2" w:sz="14" w:space="6"/>
+        </w:pBdr>
+        <w:spacing w:after="140" w:before="0"/>
+      </w:pPr>
+      <w:r>
+        <w:rPr>
+          <w:b/>
+          <w:bCs/>
+          <w:color w:val="12355B"/>
+          <w:sz w:val="30"/>
+          <w:szCs w:val="30"/>
+        </w:rPr>
+        <w:t xml:space="preserve">Worked Example</w:t>
+      </w:r>
+    </w:p>
+    <w:p>
+      <w:pPr>
+        <w:pStyle w:val="Heading2"/>
+        <w:spacing w:after="80" w:before="180"/>
+      </w:pPr>
+      <w:r>
+        <w:rPr>
+          <w:b/>
+          <w:bCs/>
+          <w:color w:val="12355B"/>
+          <w:sz w:val="24"/>
+          <w:szCs w:val="24"/>
+        </w:rPr>
+        <w:t xml:space="preserve">Watch &amp; Read</w:t>
+      </w:r>
+      <w:r>
+        <w:rPr>
+          <w:i/>
+          <w:iCs/>
+          <w:color w:val="1FA6A2"/>
+          <w:sz w:val="19"/>
+          <w:szCs w:val="19"/>
+        </w:rPr>
+        <w:t xml:space="preserve">   I Do — follow along with your teacher</w:t>
+      </w:r>
+    </w:p>
+    <w:tbl>
+      <w:tblPr>
+        <w:tblW w:type="pct" w:w="100%"/>
+        <w:tblBorders>
+          <w:top w:val="single" w:color="1FA6A2" w:sz="8"/>
+          <w:left w:val="single" w:color="1FA6A2" w:sz="8"/>
+          <w:bottom w:val="single" w:color="1FA6A2" w:sz="8"/>
+          <w:right w:val="single" w:color="1FA6A2" w:sz="8"/>
+          <w:insideH w:val="single" w:color="auto" w:sz="4"/>
+          <w:insideV w:val="single" w:color="auto" w:sz="4"/>
+        </w:tblBorders>
+      </w:tblPr>
+      <w:tblGrid>
+        <w:gridCol w:w="100"/>
+      </w:tblGrid>
+      <w:tr>
+        <w:tc>
+          <w:tcPr>
+            <w:shd w:fill="E6F4F3" w:color="auto" w:val="clear"/>
+            <w:tcMar>
+              <w:top w:type="dxa" w:w="120"/>
+              <w:left w:type="dxa" w:w="180"/>
+              <w:bottom w:type="dxa" w:w="120"/>
+              <w:right w:type="dxa" w:w="180"/>
+            </w:tcMar>
+          </w:tcPr>
+          <w:p>
+            <w:pPr>
+              <w:spacing w:after="60"/>
+            </w:pPr>
+            <w:r>
+              <w:rPr>
+                <w:b/>
+                <w:bCs/>
+                <w:color w:val="12355B"/>
+                <w:sz w:val="22"/>
+                <w:szCs w:val="22"/>
+              </w:rPr>
+              <w:t xml:space="preserve">Space Station Supply Division</w:t>
+            </w:r>
+          </w:p>
+          <w:p>
+            <w:pPr>
+              <w:spacing w:after="0"/>
+            </w:pPr>
+            <w:r>
+              <w:rPr>
+                <w:sz w:val="21"/>
+                <w:szCs w:val="21"/>
+              </w:rPr>
+              <w:t xml:space="preserve">The space station has 1,344 nutrition bars that must be divided equally among 12 crew sections for a 4-week rotation. How many bars does each section receive?</w:t>
+            </w:r>
+          </w:p>
+        </w:tc>
+      </w:tr>
+    </w:tbl>
+    <w:p>
+      <w:pPr>
+        <w:spacing w:after="80"/>
+      </w:pPr>
+      <w:r>
+        <w:t xml:space="preserve"/>
+      </w:r>
+    </w:p>
+    <w:p>
+      <w:pPr>
+        <w:spacing w:after="50" w:before="60"/>
+      </w:pPr>
+      <w:r>
+        <w:rPr>
+          <w:b/>
+          <w:bCs/>
+          <w:color w:val="12355B"/>
+          <w:sz w:val="21"/>
+          <w:szCs w:val="21"/>
+        </w:rPr>
+        <w:t xml:space="preserve">Think about:</w:t>
+      </w:r>
+    </w:p>
+    <w:p>
+      <w:pPr>
+        <w:spacing w:after="40"/>
+        <w:ind w:left="300"/>
+      </w:pPr>
+      <w:r>
+        <w:rPr>
+          <w:sz w:val="20"/>
+          <w:szCs w:val="20"/>
+        </w:rPr>
+        <w:t xml:space="preserve">•  What total amount needs to be divided?</w:t>
+      </w:r>
+    </w:p>
+    <w:p>
+      <w:pPr>
+        <w:spacing w:after="40"/>
+        <w:ind w:left="300"/>
+      </w:pPr>
+      <w:r>
+        <w:rPr>
+          <w:sz w:val="20"/>
+          <w:szCs w:val="20"/>
+        </w:rPr>
+        <w:t xml:space="preserve">•  How many groups are the supplies being split into?</w:t>
+      </w:r>
+    </w:p>
+    <w:p>
+      <w:pPr>
+        <w:spacing w:after="40"/>
+        <w:ind w:left="300"/>
+      </w:pPr>
+      <w:r>
+        <w:rPr>
+          <w:sz w:val="20"/>
+          <w:szCs w:val="20"/>
+        </w:rPr>
+        <w:t xml:space="preserve">•  Will each section get the same amount with none left over?</w:t>
+      </w:r>
+    </w:p>
+    <w:p>
+      <w:pPr>
+        <w:spacing w:after="40"/>
+        <w:ind w:left="300"/>
+      </w:pPr>
+      <w:r>
+        <w:rPr>
+          <w:sz w:val="20"/>
+          <w:szCs w:val="20"/>
+        </w:rPr>
+        <w:t xml:space="preserve">•  What strategy would you use to divide such a large number?</w:t>
+      </w:r>
+    </w:p>
+    <w:p>
+      <w:pPr>
+        <w:pStyle w:val="Heading2"/>
+        <w:spacing w:after="80" w:before="180"/>
+      </w:pPr>
+      <w:r>
+        <w:rPr>
+          <w:b/>
+          <w:bCs/>
+          <w:color w:val="12355B"/>
+          <w:sz w:val="24"/>
+          <w:szCs w:val="24"/>
+        </w:rPr>
+        <w:t xml:space="preserve">Solved Example</w:t>
+      </w:r>
+      <w:r>
+        <w:rPr>
+          <w:i/>
+          <w:iCs/>
+          <w:color w:val="1FA6A2"/>
+          <w:sz w:val="19"/>
+          <w:szCs w:val="19"/>
+        </w:rPr>
+        <w:t xml:space="preserve">   I Do — watch each step</w:t>
+      </w:r>
+    </w:p>
+    <w:p>
+      <w:pPr>
+        <w:keepNext/>
+        <w:spacing w:after="40"/>
+      </w:pPr>
+      <w:r>
+        <w:rPr>
+          <w:b/>
+          <w:bCs/>
+          <w:color w:val="12355B"/>
+          <w:sz w:val="21"/>
+          <w:szCs w:val="21"/>
+        </w:rPr>
+        <w:t xml:space="preserve">Problem:  </w:t>
+      </w:r>
+      <w:r>
+        <w:rPr>
+          <w:sz w:val="21"/>
+          <w:szCs w:val="21"/>
+        </w:rPr>
+        <w:t xml:space="preserve">What is 936 ÷ 12?</w:t>
+      </w:r>
+    </w:p>
+    <w:p>
+      <w:pPr>
+        <w:spacing w:after="30"/>
+        <w:ind w:left="420"/>
+      </w:pPr>
+      <w:r>
+        <w:rPr>
+          <w:sz w:val="20"/>
+          <w:szCs w:val="20"/>
+        </w:rPr>
+        <w:t xml:space="preserve">A)  78</w:t>
+      </w:r>
+    </w:p>
+    <w:p>
+      <w:pPr>
+        <w:spacing w:after="30"/>
+        <w:ind w:left="420"/>
+      </w:pPr>
+      <w:r>
+        <w:rPr>
+          <w:sz w:val="20"/>
+          <w:szCs w:val="20"/>
+        </w:rPr>
+        <w:t xml:space="preserve">B)  87</w:t>
+      </w:r>
+    </w:p>
+    <w:p>
+      <w:pPr>
+        <w:spacing w:after="30"/>
+        <w:ind w:left="420"/>
+      </w:pPr>
+      <w:r>
+        <w:rPr>
+          <w:sz w:val="20"/>
+          <w:szCs w:val="20"/>
+        </w:rPr>
+        <w:t xml:space="preserve">C)  68</w:t>
+      </w:r>
+    </w:p>
+    <w:p>
+      <w:pPr>
+        <w:spacing w:after="30"/>
+        <w:ind w:left="420"/>
+      </w:pPr>
+      <w:r>
+        <w:rPr>
+          <w:sz w:val="20"/>
+          <w:szCs w:val="20"/>
+        </w:rPr>
+        <w:t xml:space="preserve">D)  76</w:t>
+      </w:r>
+    </w:p>
+    <w:p>
+      <w:pPr>
+        <w:spacing w:after="20" w:before="50"/>
+      </w:pPr>
+      <w:r>
+        <w:rPr>
+          <w:b/>
+          <w:bCs/>
+          <w:color w:val="1FA6A2"/>
+          <w:sz w:val="21"/>
+          <w:szCs w:val="21"/>
+        </w:rPr>
+        <w:t xml:space="preserve">Step 1:  </w:t>
+      </w:r>
+      <w:r>
+        <w:rPr>
+          <w:sz w:val="21"/>
+          <w:szCs w:val="21"/>
+        </w:rPr>
+        <w:t xml:space="preserve">12 × 78 = 936.</w:t>
+      </w:r>
+    </w:p>
+    <w:p>
+      <w:pPr>
+        <w:spacing w:after="20" w:before="50"/>
+      </w:pPr>
+      <w:r>
+        <w:rPr>
+          <w:b/>
+          <w:bCs/>
+          <w:color w:val="1FA6A2"/>
+          <w:sz w:val="21"/>
+          <w:szCs w:val="21"/>
+        </w:rPr>
+        <w:t xml:space="preserve">Step 2:  </w:t>
+      </w:r>
+      <w:r>
+        <w:rPr>
+          <w:sz w:val="21"/>
+          <w:szCs w:val="21"/>
+        </w:rPr>
+        <w:t xml:space="preserve">You can verify: 12 × 70 = 840, 12 × 8 = 96, 840 + 96 = 936.</w:t>
+      </w:r>
+    </w:p>
+    <w:p>
+      <w:pPr>
+        <w:spacing w:after="40" w:before="60"/>
+      </w:pPr>
+      <w:r>
+        <w:rPr>
+          <w:b/>
+          <w:bCs/>
+          <w:color w:val="12355B"/>
+          <w:sz w:val="21"/>
+          <w:szCs w:val="21"/>
+        </w:rPr>
+        <w:t xml:space="preserve">Answer:  </w:t>
+      </w:r>
+      <w:r>
+        <w:rPr>
+          <w:b/>
+          <w:bCs/>
+          <w:sz w:val="21"/>
+          <w:szCs w:val="21"/>
+        </w:rPr>
+        <w:t xml:space="preserve">A. 78</w:t>
+      </w:r>
+    </w:p>
+    <w:p>
+      <w:pPr>
+        <w:pStyle w:val="Heading1"/>
+        <w:pageBreakBefore/>
+        <w:pBdr>
+          <w:bottom w:val="single" w:color="1FA6A2" w:sz="14" w:space="6"/>
+        </w:pBdr>
+        <w:spacing w:after="140" w:before="0"/>
+      </w:pPr>
+      <w:r>
+        <w:rPr>
+          <w:b/>
+          <w:bCs/>
+          <w:color w:val="12355B"/>
+          <w:sz w:val="30"/>
+          <w:szCs w:val="30"/>
+        </w:rPr>
+        <w:t xml:space="preserve">Guided Practice</w:t>
+      </w:r>
+    </w:p>
+    <w:p>
+      <w:pPr>
+        <w:pStyle w:val="Heading2"/>
+        <w:spacing w:after="80" w:before="180"/>
+      </w:pPr>
+      <w:r>
+        <w:rPr>
+          <w:b/>
+          <w:bCs/>
+          <w:color w:val="12355B"/>
+          <w:sz w:val="24"/>
+          <w:szCs w:val="24"/>
+        </w:rPr>
+        <w:t xml:space="preserve">Solve Together</w:t>
+      </w:r>
+      <w:r>
+        <w:rPr>
+          <w:i/>
+          <w:iCs/>
+          <w:color w:val="6B4FA0"/>
+          <w:sz w:val="19"/>
+          <w:szCs w:val="19"/>
+        </w:rPr>
+        <w:t xml:space="preserve">   We Do — work with your class</w:t>
+      </w:r>
+    </w:p>
+    <w:p>
+      <w:pPr>
+        <w:keepNext/>
+        <w:spacing w:after="40" w:before="40"/>
+      </w:pPr>
+      <w:r>
+        <w:rPr>
+          <w:b/>
+          <w:bCs/>
+          <w:color w:val="12355B"/>
+          <w:sz w:val="21"/>
+          <w:szCs w:val="21"/>
+        </w:rPr>
+        <w:t xml:space="preserve">Problem:  </w:t>
+      </w:r>
+      <w:r>
+        <w:rPr>
+          <w:sz w:val="21"/>
+          <w:szCs w:val="21"/>
+        </w:rPr>
+        <w:t xml:space="preserve">What is 2,485 ÷ 5?</w:t>
+      </w:r>
+    </w:p>
+    <w:p>
+      <w:pPr>
+        <w:spacing w:after="30"/>
+        <w:ind w:left="420"/>
+      </w:pPr>
+      <w:r>
+        <w:rPr>
+          <w:sz w:val="20"/>
+          <w:szCs w:val="20"/>
+        </w:rPr>
+        <w:t xml:space="preserve">A)  497</w:t>
+      </w:r>
+    </w:p>
+    <w:p>
+      <w:pPr>
+        <w:spacing w:after="30"/>
+        <w:ind w:left="420"/>
+      </w:pPr>
+      <w:r>
+        <w:rPr>
+          <w:sz w:val="20"/>
+          <w:szCs w:val="20"/>
+        </w:rPr>
+        <w:t xml:space="preserve">B)  487</w:t>
+      </w:r>
+    </w:p>
+    <w:p>
+      <w:pPr>
+        <w:spacing w:after="30"/>
+        <w:ind w:left="420"/>
+      </w:pPr>
+      <w:r>
+        <w:rPr>
+          <w:sz w:val="20"/>
+          <w:szCs w:val="20"/>
+        </w:rPr>
+        <w:t xml:space="preserve">C)  507</w:t>
+      </w:r>
+    </w:p>
+    <w:p>
+      <w:pPr>
+        <w:spacing w:after="30"/>
+        <w:ind w:left="420"/>
+      </w:pPr>
+      <w:r>
+        <w:rPr>
+          <w:sz w:val="20"/>
+          <w:szCs w:val="20"/>
+        </w:rPr>
+        <w:t xml:space="preserve">D)  496</w:t>
+      </w:r>
+    </w:p>
+    <w:p>
+      <w:pPr>
+        <w:keepNext/>
+        <w:spacing w:after="0" w:before="50"/>
+      </w:pPr>
+      <w:r>
+        <w:rPr>
+          <w:b/>
+          <w:bCs/>
+          <w:color w:val="6B4FA0"/>
+          <w:sz w:val="21"/>
+          <w:szCs w:val="21"/>
+        </w:rPr>
+        <w:t xml:space="preserve">Step 1:</w:t>
+      </w:r>
+    </w:p>
+    <w:p>
+      <w:pPr>
+        <w:pBdr>
+          <w:bottom w:val="single" w:color="AFBECC" w:sz="6"/>
+        </w:pBdr>
+        <w:spacing w:after="30" w:before="150"/>
+      </w:pPr>
+      <w:r>
+        <w:t xml:space="preserve"/>
+      </w:r>
+    </w:p>
+    <w:p>
+      <w:pPr>
+        <w:keepNext/>
+        <w:spacing w:after="0" w:before="50"/>
+      </w:pPr>
+      <w:r>
+        <w:rPr>
+          <w:b/>
+          <w:bCs/>
+          <w:color w:val="6B4FA0"/>
+          <w:sz w:val="21"/>
+          <w:szCs w:val="21"/>
+        </w:rPr>
+        <w:t xml:space="preserve">Step 2:</w:t>
+      </w:r>
+    </w:p>
+    <w:p>
+      <w:pPr>
+        <w:pBdr>
+          <w:bottom w:val="single" w:color="AFBECC" w:sz="6"/>
+        </w:pBdr>
+        <w:spacing w:after="30" w:before="150"/>
+      </w:pPr>
+      <w:r>
+        <w:t xml:space="preserve"/>
+      </w:r>
+    </w:p>
+    <w:p>
+      <w:pPr>
+        <w:keepNext/>
+        <w:spacing w:after="0" w:before="60"/>
+      </w:pPr>
+      <w:r>
+        <w:rPr>
+          <w:b/>
+          <w:bCs/>
+          <w:color w:val="12355B"/>
+          <w:sz w:val="21"/>
+          <w:szCs w:val="21"/>
+        </w:rPr>
+        <w:t xml:space="preserve">Answer:</w:t>
+      </w:r>
+    </w:p>
+    <w:p>
+      <w:pPr>
+        <w:pBdr>
+          <w:bottom w:val="single" w:color="AFBECC" w:sz="6"/>
+        </w:pBdr>
+        <w:spacing w:after="30" w:before="150"/>
+      </w:pPr>
+      <w:r>
+        <w:t xml:space="preserve"/>
+      </w:r>
+    </w:p>
+    <w:p>
+      <w:pPr>
+        <w:spacing w:after="80"/>
+      </w:pPr>
+      <w:r>
+        <w:t xml:space="preserve"/>
+      </w:r>
+    </w:p>
+    <w:tbl>
+      <w:tblPr>
+        <w:tblW w:type="pct" w:w="100%"/>
+        <w:tblBorders>
+          <w:top w:val="single" w:color="BBD0DE" w:sz="8"/>
+          <w:left w:val="single" w:color="BBD0DE" w:sz="8"/>
+          <w:bottom w:val="single" w:color="BBD0DE" w:sz="8"/>
+          <w:right w:val="single" w:color="BBD0DE" w:sz="8"/>
+          <w:insideH w:val="single" w:color="auto" w:sz="4"/>
+          <w:insideV w:val="single" w:color="auto" w:sz="4"/>
+        </w:tblBorders>
+      </w:tblPr>
+      <w:tblGrid>
+        <w:gridCol w:w="100"/>
+      </w:tblGrid>
+      <w:tr>
+        <w:tc>
+          <w:tcPr>
+            <w:shd w:fill="EEF4F8" w:color="auto" w:val="clear"/>
+            <w:tcMar>
+              <w:top w:type="dxa" w:w="120"/>
+              <w:left w:type="dxa" w:w="180"/>
+              <w:bottom w:type="dxa" w:w="120"/>
+              <w:right w:type="dxa" w:w="180"/>
+            </w:tcMar>
+          </w:tcPr>
+          <w:p>
+            <w:pPr>
               <w:spacing w:after="60"/>
             </w:pPr>
             <w:r>
@@ -3418,6 +4714,97 @@
           <w:szCs w:val="19"/>
         </w:rPr>
         <w:t xml:space="preserve">  — 16 × 147 = 2,352. Check: 16 × 100 = 1,600, 16 × 40 = 640, 16 × 7 = 112. 1,600 + 640 + 112 = 2,352.</w:t>
+      </w:r>
+    </w:p>
+    <w:p>
+      <w:pPr>
+        <w:pStyle w:val="Heading2"/>
+        <w:spacing w:after="80" w:before="180"/>
+      </w:pPr>
+      <w:r>
+        <w:rPr>
+          <w:b/>
+          <w:bCs/>
+          <w:color w:val="12355B"/>
+          <w:sz w:val="24"/>
+          <w:szCs w:val="24"/>
+        </w:rPr>
+        <w:t xml:space="preserve">Math Writing Criteria</w:t>
+      </w:r>
+    </w:p>
+    <w:p>
+      <w:pPr>
+        <w:spacing w:after="100"/>
+      </w:pPr>
+      <w:r>
+        <w:rPr>
+          <w:i/>
+          <w:iCs/>
+          <w:color w:val="5F6F80"/>
+          <w:sz w:val="19"/>
+          <w:szCs w:val="19"/>
+        </w:rPr>
+        <w:t xml:space="preserve">The support level changes the amount of language scaffolding, not the mathematical expectation.</w:t>
+      </w:r>
+    </w:p>
+    <w:p>
+      <w:pPr>
+        <w:spacing w:after="80"/>
+      </w:pPr>
+      <w:r>
+        <w:rPr>
+          <w:sz w:val="20"/>
+          <w:szCs w:val="20"/>
+        </w:rPr>
+        <w:t xml:space="preserve">☐  I answered the question.</w:t>
+      </w:r>
+    </w:p>
+    <w:p>
+      <w:pPr>
+        <w:spacing w:after="80"/>
+      </w:pPr>
+      <w:r>
+        <w:rPr>
+          <w:sz w:val="20"/>
+          <w:szCs w:val="20"/>
+        </w:rPr>
+        <w:t xml:space="preserve">☐  I used math evidence: numbers, an equation, a model, or a comparison.</w:t>
+      </w:r>
+    </w:p>
+    <w:p>
+      <w:pPr>
+        <w:spacing w:after="80"/>
+      </w:pPr>
+      <w:r>
+        <w:rPr>
+          <w:sz w:val="20"/>
+          <w:szCs w:val="20"/>
+        </w:rPr>
+        <w:t xml:space="preserve">☐  I explained how the evidence proves my answer.</w:t>
+      </w:r>
+    </w:p>
+    <w:p>
+      <w:pPr>
+        <w:spacing w:after="80"/>
+      </w:pPr>
+      <w:r>
+        <w:rPr>
+          <w:sz w:val="20"/>
+          <w:szCs w:val="20"/>
+        </w:rPr>
+        <w:t xml:space="preserve">☐  I used at least two math words.</w:t>
+      </w:r>
+    </w:p>
+    <w:p>
+      <w:pPr>
+        <w:spacing w:after="80"/>
+      </w:pPr>
+      <w:r>
+        <w:rPr>
+          <w:sz w:val="20"/>
+          <w:szCs w:val="20"/>
+        </w:rPr>
+        <w:t xml:space="preserve">☐  I reread complete sentences and punctuation.</w:t>
       </w:r>
     </w:p>
     <w:sectPr>

--- a/lessons/1-4/downloads/1-4-notes-teacher.docx
+++ b/lessons/1-4/downloads/1-4-notes-teacher.docx
@@ -366,7 +366,7 @@
           </w:p>
           <w:p>
             <w:pPr>
-              <w:spacing w:after="0"/>
+              <w:spacing w:after="40"/>
             </w:pPr>
             <w:r>
               <w:rPr>
@@ -376,262 +376,29 @@
               <w:t xml:space="preserve">A chain of reasons — equations, drawings, or words — used to defend your thinking.</w:t>
             </w:r>
           </w:p>
-        </w:tc>
-      </w:tr>
-    </w:tbl>
-    <w:tbl>
-      <w:tblPr>
-        <w:tblW w:type="pct" w:w="100%"/>
-        <w:tblBorders>
-          <w:top w:val="none" w:color="FFFFFF" w:sz="0"/>
-          <w:left w:val="none" w:color="FFFFFF" w:sz="0"/>
-          <w:bottom w:val="single" w:color="C7D2DD" w:sz="4"/>
-          <w:right w:val="none" w:color="FFFFFF" w:sz="0"/>
-          <w:insideH w:val="none" w:color="FFFFFF" w:sz="0"/>
-          <w:insideV w:val="none" w:color="FFFFFF" w:sz="0"/>
-        </w:tblBorders>
-      </w:tblPr>
-      <w:tblGrid>
-        <w:gridCol w:w="1800"/>
-        <w:gridCol w:w="7560"/>
-      </w:tblGrid>
-      <w:tr>
-        <w:trPr>
-          <w:cantSplit/>
-        </w:trPr>
-        <w:tc>
-          <w:tcPr>
-            <w:tcW w:type="dxa" w:w="1800"/>
-            <w:tcMar>
-              <w:top w:type="dxa" w:w="100"/>
-              <w:left w:type="dxa" w:w="40"/>
-              <w:bottom w:type="dxa" w:w="100"/>
-              <w:right w:type="dxa" w:w="120"/>
-            </w:tcMar>
-            <w:vAlign w:val="center"/>
-          </w:tcPr>
           <w:p>
             <w:pPr>
               <w:spacing w:after="0"/>
-              <w:jc w:val="center"/>
-            </w:pPr>
-            <w:r>
-              <w:drawing>
-                <wp:inline distT="0" distB="0" distL="0" distR="0">
-                  <wp:extent cx="1047750" cy="790575"/>
-                  <wp:effectExtent t="0" r="0" b="0" l="0"/>
-                  <wp:docPr id="1" name="" descr="" title=""/>
-                  <wp:cNvGraphicFramePr>
-                    <a:graphicFrameLocks xmlns:a="http://schemas.openxmlformats.org/drawingml/2006/main" noChangeAspect="1"/>
-                  </wp:cNvGraphicFramePr>
-                  <a:graphic xmlns:a="http://schemas.openxmlformats.org/drawingml/2006/main">
-                    <a:graphicData uri="http://schemas.openxmlformats.org/drawingml/2006/picture">
-                      <pic:pic xmlns:pic="http://schemas.openxmlformats.org/drawingml/2006/picture">
-                        <pic:nvPicPr>
-                          <pic:cNvPr id="0" name="" descr=""/>
-                          <pic:cNvPicPr>
-                            <a:picLocks noChangeAspect="1" noChangeArrowheads="1"/>
-                          </pic:cNvPicPr>
-                        </pic:nvPicPr>
-                        <pic:blipFill>
-                          <a:blip r:embed="rId9" cstate="none"/>
-                          <a:srcRect/>
-                          <a:stretch>
-                            <a:fillRect/>
-                          </a:stretch>
-                        </pic:blipFill>
-                        <pic:spPr bwMode="auto">
-                          <a:xfrm>
-                            <a:off x="0" y="0"/>
-                            <a:ext cx="1047750" cy="790575"/>
-                          </a:xfrm>
-                          <a:prstGeom prst="rect">
-                            <a:avLst/>
-                          </a:prstGeom>
-                        </pic:spPr>
-                      </pic:pic>
-                    </a:graphicData>
-                  </a:graphic>
-                </wp:inline>
-              </w:drawing>
-            </w:r>
-          </w:p>
-        </w:tc>
-        <w:tc>
-          <w:tcPr>
-            <w:tcW w:type="dxa" w:w="7560"/>
-            <w:tcMar>
-              <w:top w:type="dxa" w:w="100"/>
-              <w:left w:type="dxa" w:w="40"/>
-              <w:bottom w:type="dxa" w:w="100"/>
-              <w:right w:type="dxa" w:w="40"/>
-            </w:tcMar>
-            <w:vAlign w:val="center"/>
-          </w:tcPr>
-          <w:p>
-            <w:pPr>
-              <w:spacing w:after="50"/>
             </w:pPr>
             <w:r>
               <w:rPr>
                 <w:b/>
                 <w:bCs/>
-                <w:color w:val="12355B"/>
-                <w:sz w:val="24"/>
-                <w:szCs w:val="24"/>
+                <w:color w:val="1FA6A2"/>
+                <w:sz w:val="18"/>
+                <w:szCs w:val="18"/>
               </w:rPr>
-              <w:t xml:space="preserve">conjecture</w:t>
+              <w:t xml:space="preserve">Example:  </w:t>
             </w:r>
             <w:r>
               <w:rPr>
                 <w:i/>
                 <w:iCs/>
                 <w:color w:val="5F6F80"/>
-                <w:sz w:val="19"/>
-                <w:szCs w:val="19"/>
+                <w:sz w:val="18"/>
+                <w:szCs w:val="18"/>
               </w:rPr>
-              <w:t xml:space="preserve">   conjetura</w:t>
-            </w:r>
-          </w:p>
-          <w:p>
-            <w:pPr>
-              <w:spacing w:after="0"/>
-            </w:pPr>
-            <w:r>
-              <w:rPr>
-                <w:sz w:val="21"/>
-                <w:szCs w:val="21"/>
-              </w:rPr>
-              <w:t xml:space="preserve">A mathematical statement you believe is true but have not yet proven.</w:t>
-            </w:r>
-          </w:p>
-        </w:tc>
-      </w:tr>
-    </w:tbl>
-    <w:tbl>
-      <w:tblPr>
-        <w:tblW w:type="pct" w:w="100%"/>
-        <w:tblBorders>
-          <w:top w:val="none" w:color="FFFFFF" w:sz="0"/>
-          <w:left w:val="none" w:color="FFFFFF" w:sz="0"/>
-          <w:bottom w:val="single" w:color="C7D2DD" w:sz="4"/>
-          <w:right w:val="none" w:color="FFFFFF" w:sz="0"/>
-          <w:insideH w:val="none" w:color="FFFFFF" w:sz="0"/>
-          <w:insideV w:val="none" w:color="FFFFFF" w:sz="0"/>
-        </w:tblBorders>
-      </w:tblPr>
-      <w:tblGrid>
-        <w:gridCol w:w="1800"/>
-        <w:gridCol w:w="7560"/>
-      </w:tblGrid>
-      <w:tr>
-        <w:trPr>
-          <w:cantSplit/>
-        </w:trPr>
-        <w:tc>
-          <w:tcPr>
-            <w:tcW w:type="dxa" w:w="1800"/>
-            <w:tcMar>
-              <w:top w:type="dxa" w:w="100"/>
-              <w:left w:type="dxa" w:w="40"/>
-              <w:bottom w:type="dxa" w:w="100"/>
-              <w:right w:type="dxa" w:w="120"/>
-            </w:tcMar>
-            <w:vAlign w:val="center"/>
-          </w:tcPr>
-          <w:p>
-            <w:pPr>
-              <w:spacing w:after="0"/>
-              <w:jc w:val="center"/>
-            </w:pPr>
-            <w:r>
-              <w:drawing>
-                <wp:inline distT="0" distB="0" distL="0" distR="0">
-                  <wp:extent cx="1047750" cy="790575"/>
-                  <wp:effectExtent t="0" r="0" b="0" l="0"/>
-                  <wp:docPr id="1" name="" descr="" title=""/>
-                  <wp:cNvGraphicFramePr>
-                    <a:graphicFrameLocks xmlns:a="http://schemas.openxmlformats.org/drawingml/2006/main" noChangeAspect="1"/>
-                  </wp:cNvGraphicFramePr>
-                  <a:graphic xmlns:a="http://schemas.openxmlformats.org/drawingml/2006/main">
-                    <a:graphicData uri="http://schemas.openxmlformats.org/drawingml/2006/picture">
-                      <pic:pic xmlns:pic="http://schemas.openxmlformats.org/drawingml/2006/picture">
-                        <pic:nvPicPr>
-                          <pic:cNvPr id="0" name="" descr=""/>
-                          <pic:cNvPicPr>
-                            <a:picLocks noChangeAspect="1" noChangeArrowheads="1"/>
-                          </pic:cNvPicPr>
-                        </pic:nvPicPr>
-                        <pic:blipFill>
-                          <a:blip r:embed="rId9" cstate="none"/>
-                          <a:srcRect/>
-                          <a:stretch>
-                            <a:fillRect/>
-                          </a:stretch>
-                        </pic:blipFill>
-                        <pic:spPr bwMode="auto">
-                          <a:xfrm>
-                            <a:off x="0" y="0"/>
-                            <a:ext cx="1047750" cy="790575"/>
-                          </a:xfrm>
-                          <a:prstGeom prst="rect">
-                            <a:avLst/>
-                          </a:prstGeom>
-                        </pic:spPr>
-                      </pic:pic>
-                    </a:graphicData>
-                  </a:graphic>
-                </wp:inline>
-              </w:drawing>
-            </w:r>
-          </w:p>
-        </w:tc>
-        <w:tc>
-          <w:tcPr>
-            <w:tcW w:type="dxa" w:w="7560"/>
-            <w:tcMar>
-              <w:top w:type="dxa" w:w="100"/>
-              <w:left w:type="dxa" w:w="40"/>
-              <w:bottom w:type="dxa" w:w="100"/>
-              <w:right w:type="dxa" w:w="40"/>
-            </w:tcMar>
-            <w:vAlign w:val="center"/>
-          </w:tcPr>
-          <w:p>
-            <w:pPr>
-              <w:spacing w:after="50"/>
-            </w:pPr>
-            <w:r>
-              <w:rPr>
-                <w:b/>
-                <w:bCs/>
-                <w:color w:val="12355B"/>
-                <w:sz w:val="24"/>
-                <w:szCs w:val="24"/>
-              </w:rPr>
-              <w:t xml:space="preserve">counterexample</w:t>
-            </w:r>
-            <w:r>
-              <w:rPr>
-                <w:i/>
-                <w:iCs/>
-                <w:color w:val="5F6F80"/>
-                <w:sz w:val="19"/>
-                <w:szCs w:val="19"/>
-              </w:rPr>
-              <w:t xml:space="preserve">   contraejemplo</w:t>
-            </w:r>
-          </w:p>
-          <w:p>
-            <w:pPr>
-              <w:spacing w:after="0"/>
-            </w:pPr>
-            <w:r>
-              <w:rPr>
-                <w:sz w:val="21"/>
-                <w:szCs w:val="21"/>
-              </w:rPr>
-              <w:t xml:space="preserve">A single example that shows a statement is not always true.</w:t>
+              <w:t xml:space="preserve">“Two jumbo boxes hold more, because 400 × 2 = 800 &gt; 720.”</w:t>
             </w:r>
           </w:p>
         </w:tc>
@@ -738,7 +505,7 @@
                 <w:sz w:val="24"/>
                 <w:szCs w:val="24"/>
               </w:rPr>
-              <w:t xml:space="preserve">volume</w:t>
+              <w:t xml:space="preserve">conjecture</w:t>
             </w:r>
             <w:r>
               <w:rPr>
@@ -748,19 +515,44 @@
                 <w:sz w:val="19"/>
                 <w:szCs w:val="19"/>
               </w:rPr>
-              <w:t xml:space="preserve">   volumen</w:t>
-            </w:r>
-          </w:p>
-          <w:p>
-            <w:pPr>
-              <w:spacing w:after="0"/>
+              <w:t xml:space="preserve">   conjetura</w:t>
+            </w:r>
+          </w:p>
+          <w:p>
+            <w:pPr>
+              <w:spacing w:after="40"/>
             </w:pPr>
             <w:r>
               <w:rPr>
                 <w:sz w:val="21"/>
                 <w:szCs w:val="21"/>
               </w:rPr>
-              <w:t xml:space="preserve">The amount of space a solid figure takes up, measured in cubic units.</w:t>
+              <w:t xml:space="preserve">A mathematical statement you believe is true but have not yet proven.</w:t>
+            </w:r>
+          </w:p>
+          <w:p>
+            <w:pPr>
+              <w:spacing w:after="0"/>
+            </w:pPr>
+            <w:r>
+              <w:rPr>
+                <w:b/>
+                <w:bCs/>
+                <w:color w:val="1FA6A2"/>
+                <w:sz w:val="18"/>
+                <w:szCs w:val="18"/>
+              </w:rPr>
+              <w:t xml:space="preserve">Example:  </w:t>
+            </w:r>
+            <w:r>
+              <w:rPr>
+                <w:i/>
+                <w:iCs/>
+                <w:color w:val="5F6F80"/>
+                <w:sz w:val="18"/>
+                <w:szCs w:val="18"/>
+              </w:rPr>
+              <w:t xml:space="preserve">“A bigger box ALWAYS holds more cereal” — believed, not yet proven.</w:t>
             </w:r>
           </w:p>
         </w:tc>
@@ -867,6 +659,314 @@
                 <w:sz w:val="24"/>
                 <w:szCs w:val="24"/>
               </w:rPr>
+              <w:t xml:space="preserve">counterexample</w:t>
+            </w:r>
+            <w:r>
+              <w:rPr>
+                <w:i/>
+                <w:iCs/>
+                <w:color w:val="5F6F80"/>
+                <w:sz w:val="19"/>
+                <w:szCs w:val="19"/>
+              </w:rPr>
+              <w:t xml:space="preserve">   contraejemplo</w:t>
+            </w:r>
+          </w:p>
+          <w:p>
+            <w:pPr>
+              <w:spacing w:after="40"/>
+            </w:pPr>
+            <w:r>
+              <w:rPr>
+                <w:sz w:val="21"/>
+                <w:szCs w:val="21"/>
+              </w:rPr>
+              <w:t xml:space="preserve">A single example that shows a statement is not always true.</w:t>
+            </w:r>
+          </w:p>
+          <w:p>
+            <w:pPr>
+              <w:spacing w:after="0"/>
+            </w:pPr>
+            <w:r>
+              <w:rPr>
+                <w:b/>
+                <w:bCs/>
+                <w:color w:val="1FA6A2"/>
+                <w:sz w:val="18"/>
+                <w:szCs w:val="18"/>
+              </w:rPr>
+              <w:t xml:space="preserve">Example:  </w:t>
+            </w:r>
+            <w:r>
+              <w:rPr>
+                <w:i/>
+                <w:iCs/>
+                <w:color w:val="5F6F80"/>
+                <w:sz w:val="18"/>
+                <w:szCs w:val="18"/>
+              </w:rPr>
+              <w:t xml:space="preserve">One jumbo box sold half full of air breaks “bigger always holds more”.</w:t>
+            </w:r>
+          </w:p>
+        </w:tc>
+      </w:tr>
+    </w:tbl>
+    <w:tbl>
+      <w:tblPr>
+        <w:tblW w:type="pct" w:w="100%"/>
+        <w:tblBorders>
+          <w:top w:val="none" w:color="FFFFFF" w:sz="0"/>
+          <w:left w:val="none" w:color="FFFFFF" w:sz="0"/>
+          <w:bottom w:val="single" w:color="C7D2DD" w:sz="4"/>
+          <w:right w:val="none" w:color="FFFFFF" w:sz="0"/>
+          <w:insideH w:val="none" w:color="FFFFFF" w:sz="0"/>
+          <w:insideV w:val="none" w:color="FFFFFF" w:sz="0"/>
+        </w:tblBorders>
+      </w:tblPr>
+      <w:tblGrid>
+        <w:gridCol w:w="1800"/>
+        <w:gridCol w:w="7560"/>
+      </w:tblGrid>
+      <w:tr>
+        <w:trPr>
+          <w:cantSplit/>
+        </w:trPr>
+        <w:tc>
+          <w:tcPr>
+            <w:tcW w:type="dxa" w:w="1800"/>
+            <w:tcMar>
+              <w:top w:type="dxa" w:w="100"/>
+              <w:left w:type="dxa" w:w="40"/>
+              <w:bottom w:type="dxa" w:w="100"/>
+              <w:right w:type="dxa" w:w="120"/>
+            </w:tcMar>
+            <w:vAlign w:val="center"/>
+          </w:tcPr>
+          <w:p>
+            <w:pPr>
+              <w:spacing w:after="0"/>
+              <w:jc w:val="center"/>
+            </w:pPr>
+            <w:r>
+              <w:drawing>
+                <wp:inline distT="0" distB="0" distL="0" distR="0">
+                  <wp:extent cx="1047750" cy="790575"/>
+                  <wp:effectExtent t="0" r="0" b="0" l="0"/>
+                  <wp:docPr id="1" name="" descr="" title=""/>
+                  <wp:cNvGraphicFramePr>
+                    <a:graphicFrameLocks xmlns:a="http://schemas.openxmlformats.org/drawingml/2006/main" noChangeAspect="1"/>
+                  </wp:cNvGraphicFramePr>
+                  <a:graphic xmlns:a="http://schemas.openxmlformats.org/drawingml/2006/main">
+                    <a:graphicData uri="http://schemas.openxmlformats.org/drawingml/2006/picture">
+                      <pic:pic xmlns:pic="http://schemas.openxmlformats.org/drawingml/2006/picture">
+                        <pic:nvPicPr>
+                          <pic:cNvPr id="0" name="" descr=""/>
+                          <pic:cNvPicPr>
+                            <a:picLocks noChangeAspect="1" noChangeArrowheads="1"/>
+                          </pic:cNvPicPr>
+                        </pic:nvPicPr>
+                        <pic:blipFill>
+                          <a:blip r:embed="rId12" cstate="none"/>
+                          <a:srcRect/>
+                          <a:stretch>
+                            <a:fillRect/>
+                          </a:stretch>
+                        </pic:blipFill>
+                        <pic:spPr bwMode="auto">
+                          <a:xfrm>
+                            <a:off x="0" y="0"/>
+                            <a:ext cx="1047750" cy="790575"/>
+                          </a:xfrm>
+                          <a:prstGeom prst="rect">
+                            <a:avLst/>
+                          </a:prstGeom>
+                        </pic:spPr>
+                      </pic:pic>
+                    </a:graphicData>
+                  </a:graphic>
+                </wp:inline>
+              </w:drawing>
+            </w:r>
+          </w:p>
+        </w:tc>
+        <w:tc>
+          <w:tcPr>
+            <w:tcW w:type="dxa" w:w="7560"/>
+            <w:tcMar>
+              <w:top w:type="dxa" w:w="100"/>
+              <w:left w:type="dxa" w:w="40"/>
+              <w:bottom w:type="dxa" w:w="100"/>
+              <w:right w:type="dxa" w:w="40"/>
+            </w:tcMar>
+            <w:vAlign w:val="center"/>
+          </w:tcPr>
+          <w:p>
+            <w:pPr>
+              <w:spacing w:after="50"/>
+            </w:pPr>
+            <w:r>
+              <w:rPr>
+                <w:b/>
+                <w:bCs/>
+                <w:color w:val="12355B"/>
+                <w:sz w:val="24"/>
+                <w:szCs w:val="24"/>
+              </w:rPr>
+              <w:t xml:space="preserve">volume</w:t>
+            </w:r>
+            <w:r>
+              <w:rPr>
+                <w:i/>
+                <w:iCs/>
+                <w:color w:val="5F6F80"/>
+                <w:sz w:val="19"/>
+                <w:szCs w:val="19"/>
+              </w:rPr>
+              <w:t xml:space="preserve">   volumen</w:t>
+            </w:r>
+          </w:p>
+          <w:p>
+            <w:pPr>
+              <w:spacing w:after="40"/>
+            </w:pPr>
+            <w:r>
+              <w:rPr>
+                <w:sz w:val="21"/>
+                <w:szCs w:val="21"/>
+              </w:rPr>
+              <w:t xml:space="preserve">The amount of space a solid figure takes up, measured in cubic units.</w:t>
+            </w:r>
+          </w:p>
+          <w:p>
+            <w:pPr>
+              <w:spacing w:after="0"/>
+            </w:pPr>
+            <w:r>
+              <w:rPr>
+                <w:b/>
+                <w:bCs/>
+                <w:color w:val="1FA6A2"/>
+                <w:sz w:val="18"/>
+                <w:szCs w:val="18"/>
+              </w:rPr>
+              <w:t xml:space="preserve">Example:  </w:t>
+            </w:r>
+            <w:r>
+              <w:rPr>
+                <w:i/>
+                <w:iCs/>
+                <w:color w:val="5F6F80"/>
+                <w:sz w:val="18"/>
+                <w:szCs w:val="18"/>
+              </w:rPr>
+              <w:t xml:space="preserve">8 in × 3 in × 10 in = 240 cubic inches of cereal space.</w:t>
+            </w:r>
+          </w:p>
+        </w:tc>
+      </w:tr>
+    </w:tbl>
+    <w:tbl>
+      <w:tblPr>
+        <w:tblW w:type="pct" w:w="100%"/>
+        <w:tblBorders>
+          <w:top w:val="none" w:color="FFFFFF" w:sz="0"/>
+          <w:left w:val="none" w:color="FFFFFF" w:sz="0"/>
+          <w:bottom w:val="single" w:color="C7D2DD" w:sz="4"/>
+          <w:right w:val="none" w:color="FFFFFF" w:sz="0"/>
+          <w:insideH w:val="none" w:color="FFFFFF" w:sz="0"/>
+          <w:insideV w:val="none" w:color="FFFFFF" w:sz="0"/>
+        </w:tblBorders>
+      </w:tblPr>
+      <w:tblGrid>
+        <w:gridCol w:w="1800"/>
+        <w:gridCol w:w="7560"/>
+      </w:tblGrid>
+      <w:tr>
+        <w:trPr>
+          <w:cantSplit/>
+        </w:trPr>
+        <w:tc>
+          <w:tcPr>
+            <w:tcW w:type="dxa" w:w="1800"/>
+            <w:tcMar>
+              <w:top w:type="dxa" w:w="100"/>
+              <w:left w:type="dxa" w:w="40"/>
+              <w:bottom w:type="dxa" w:w="100"/>
+              <w:right w:type="dxa" w:w="120"/>
+            </w:tcMar>
+            <w:vAlign w:val="center"/>
+          </w:tcPr>
+          <w:p>
+            <w:pPr>
+              <w:spacing w:after="0"/>
+              <w:jc w:val="center"/>
+            </w:pPr>
+            <w:r>
+              <w:drawing>
+                <wp:inline distT="0" distB="0" distL="0" distR="0">
+                  <wp:extent cx="1047750" cy="790575"/>
+                  <wp:effectExtent t="0" r="0" b="0" l="0"/>
+                  <wp:docPr id="1" name="" descr="" title=""/>
+                  <wp:cNvGraphicFramePr>
+                    <a:graphicFrameLocks xmlns:a="http://schemas.openxmlformats.org/drawingml/2006/main" noChangeAspect="1"/>
+                  </wp:cNvGraphicFramePr>
+                  <a:graphic xmlns:a="http://schemas.openxmlformats.org/drawingml/2006/main">
+                    <a:graphicData uri="http://schemas.openxmlformats.org/drawingml/2006/picture">
+                      <pic:pic xmlns:pic="http://schemas.openxmlformats.org/drawingml/2006/picture">
+                        <pic:nvPicPr>
+                          <pic:cNvPr id="0" name="" descr=""/>
+                          <pic:cNvPicPr>
+                            <a:picLocks noChangeAspect="1" noChangeArrowheads="1"/>
+                          </pic:cNvPicPr>
+                        </pic:nvPicPr>
+                        <pic:blipFill>
+                          <a:blip r:embed="rId13" cstate="none"/>
+                          <a:srcRect/>
+                          <a:stretch>
+                            <a:fillRect/>
+                          </a:stretch>
+                        </pic:blipFill>
+                        <pic:spPr bwMode="auto">
+                          <a:xfrm>
+                            <a:off x="0" y="0"/>
+                            <a:ext cx="1047750" cy="790575"/>
+                          </a:xfrm>
+                          <a:prstGeom prst="rect">
+                            <a:avLst/>
+                          </a:prstGeom>
+                        </pic:spPr>
+                      </pic:pic>
+                    </a:graphicData>
+                  </a:graphic>
+                </wp:inline>
+              </w:drawing>
+            </w:r>
+          </w:p>
+        </w:tc>
+        <w:tc>
+          <w:tcPr>
+            <w:tcW w:type="dxa" w:w="7560"/>
+            <w:tcMar>
+              <w:top w:type="dxa" w:w="100"/>
+              <w:left w:type="dxa" w:w="40"/>
+              <w:bottom w:type="dxa" w:w="100"/>
+              <w:right w:type="dxa" w:w="40"/>
+            </w:tcMar>
+            <w:vAlign w:val="center"/>
+          </w:tcPr>
+          <w:p>
+            <w:pPr>
+              <w:spacing w:after="50"/>
+            </w:pPr>
+            <w:r>
+              <w:rPr>
+                <w:b/>
+                <w:bCs/>
+                <w:color w:val="12355B"/>
+                <w:sz w:val="24"/>
+                <w:szCs w:val="24"/>
+              </w:rPr>
               <w:t xml:space="preserve">cubic unit</w:t>
             </w:r>
             <w:r>
@@ -882,7 +982,7 @@
           </w:p>
           <w:p>
             <w:pPr>
-              <w:spacing w:after="0"/>
+              <w:spacing w:after="40"/>
             </w:pPr>
             <w:r>
               <w:rPr>
@@ -890,6 +990,31 @@
                 <w:szCs w:val="21"/>
               </w:rPr>
               <w:t xml:space="preserve">A cube with edges 1 unit long — the unit used to measure volume.</w:t>
+            </w:r>
+          </w:p>
+          <w:p>
+            <w:pPr>
+              <w:spacing w:after="0"/>
+            </w:pPr>
+            <w:r>
+              <w:rPr>
+                <w:b/>
+                <w:bCs/>
+                <w:color w:val="1FA6A2"/>
+                <w:sz w:val="18"/>
+                <w:szCs w:val="18"/>
+              </w:rPr>
+              <w:t xml:space="preserve">Example:  </w:t>
+            </w:r>
+            <w:r>
+              <w:rPr>
+                <w:i/>
+                <w:iCs/>
+                <w:color w:val="5F6F80"/>
+                <w:sz w:val="18"/>
+                <w:szCs w:val="18"/>
+              </w:rPr>
+              <w:t xml:space="preserve">One cube, 1 unit on every edge — the block volume is counted in.</w:t>
             </w:r>
           </w:p>
         </w:tc>
@@ -1014,7 +1139,7 @@
           <w:sz w:val="22"/>
           <w:szCs w:val="22"/>
         </w:rPr>
-        <w:t xml:space="preserve">__________  —  A chain of reasons — equations, drawings, or words — used to defend your thinking.</w:t>
+        <w:t xml:space="preserve">A chain of reasons used to defend your thinking is an ___.</w:t>
       </w:r>
     </w:p>
     <w:p>
@@ -1036,7 +1161,7 @@
           <w:sz w:val="22"/>
           <w:szCs w:val="22"/>
         </w:rPr>
-        <w:t xml:space="preserve">__________  —  A mathematical statement you believe is true but have not yet proven.</w:t>
+        <w:t xml:space="preserve">A statement you believe is true but have not yet proven is a ___.</w:t>
       </w:r>
     </w:p>
     <w:p>
@@ -1058,7 +1183,7 @@
           <w:sz w:val="22"/>
           <w:szCs w:val="22"/>
         </w:rPr>
-        <w:t xml:space="preserve">__________  —  A single example that shows a statement is not always true.</w:t>
+        <w:t xml:space="preserve">A single case that shows a statement is not always true is a ___.</w:t>
       </w:r>
     </w:p>
     <w:p>
@@ -1080,7 +1205,7 @@
           <w:sz w:val="22"/>
           <w:szCs w:val="22"/>
         </w:rPr>
-        <w:t xml:space="preserve">__________  —  The amount of space a solid figure takes up, measured in cubic units.</w:t>
+        <w:t xml:space="preserve">The amount of space a solid figure takes up, in cubic units, is its ___.</w:t>
       </w:r>
     </w:p>
     <w:p>
@@ -1102,7 +1227,7 @@
           <w:sz w:val="22"/>
           <w:szCs w:val="22"/>
         </w:rPr>
-        <w:t xml:space="preserve">__________  —  A cube with edges 1 unit long — the unit used to measure volume.</w:t>
+        <w:t xml:space="preserve">A cube with edges 1 unit long, used to measure volume, is a ___ ___.</w:t>
       </w:r>
     </w:p>
     <w:p>

--- a/lessons/1-4/downloads/1-4-notes-teacher.docx
+++ b/lessons/1-4/downloads/1-4-notes-teacher.docx
@@ -219,10 +219,12 @@
     <w:p>
       <w:pPr>
         <w:pStyle w:val="Heading1"/>
+        <w:keepNext/>
+        <w:keepLines/>
         <w:pBdr>
           <w:bottom w:val="single" w:color="1FA6A2" w:sz="14" w:space="6"/>
         </w:pBdr>
-        <w:spacing w:after="140" w:before="260"/>
+        <w:spacing w:after="140" w:before="300"/>
       </w:pPr>
       <w:r>
         <w:rPr>
@@ -1023,10 +1025,12 @@
     <w:p>
       <w:pPr>
         <w:pStyle w:val="Heading1"/>
+        <w:keepNext/>
+        <w:keepLines/>
         <w:pBdr>
           <w:bottom w:val="single" w:color="1FA6A2" w:sz="14" w:space="6"/>
         </w:pBdr>
-        <w:spacing w:after="140" w:before="260"/>
+        <w:spacing w:after="140" w:before="300"/>
       </w:pPr>
       <w:r>
         <w:rPr>
@@ -1122,7 +1126,8 @@
     </w:p>
     <w:p>
       <w:pPr>
-        <w:spacing w:after="120" w:before="80"/>
+        <w:keepLines/>
+        <w:spacing w:after="260" w:before="200"/>
       </w:pPr>
       <w:r>
         <w:rPr>
@@ -1139,34 +1144,27 @@
           <w:sz w:val="22"/>
           <w:szCs w:val="22"/>
         </w:rPr>
-        <w:t xml:space="preserve">A chain of reasons used to defend your thinking is an ___.</w:t>
-      </w:r>
-    </w:p>
-    <w:p>
-      <w:pPr>
-        <w:spacing w:after="120" w:before="80"/>
-      </w:pPr>
-      <w:r>
-        <w:rPr>
-          <w:b/>
-          <w:bCs/>
-          <w:color w:val="12355B"/>
+        <w:t xml:space="preserve">A chain of reasons used to defend your thinking is an </w:t>
+      </w:r>
+      <w:r>
+        <w:rPr>
           <w:sz w:val="22"/>
           <w:szCs w:val="22"/>
         </w:rPr>
-        <w:t xml:space="preserve">2.  </w:t>
+        <w:t xml:space="preserve">________________</w:t>
       </w:r>
       <w:r>
         <w:rPr>
           <w:sz w:val="22"/>
           <w:szCs w:val="22"/>
         </w:rPr>
-        <w:t xml:space="preserve">A statement you believe is true but have not yet proven is a ___.</w:t>
-      </w:r>
-    </w:p>
-    <w:p>
-      <w:pPr>
-        <w:spacing w:after="120" w:before="80"/>
+        <w:t xml:space="preserve">.</w:t>
+      </w:r>
+    </w:p>
+    <w:p>
+      <w:pPr>
+        <w:keepLines/>
+        <w:spacing w:after="260" w:before="200"/>
       </w:pPr>
       <w:r>
         <w:rPr>
@@ -1176,41 +1174,34 @@
           <w:sz w:val="22"/>
           <w:szCs w:val="22"/>
         </w:rPr>
-        <w:t xml:space="preserve">3.  </w:t>
+        <w:t xml:space="preserve">2.  </w:t>
       </w:r>
       <w:r>
         <w:rPr>
           <w:sz w:val="22"/>
           <w:szCs w:val="22"/>
         </w:rPr>
-        <w:t xml:space="preserve">A single case that shows a statement is not always true is a ___.</w:t>
-      </w:r>
-    </w:p>
-    <w:p>
-      <w:pPr>
-        <w:spacing w:after="120" w:before="80"/>
-      </w:pPr>
-      <w:r>
-        <w:rPr>
-          <w:b/>
-          <w:bCs/>
-          <w:color w:val="12355B"/>
+        <w:t xml:space="preserve">A statement you believe is true but have not yet proven is a </w:t>
+      </w:r>
+      <w:r>
+        <w:rPr>
           <w:sz w:val="22"/>
           <w:szCs w:val="22"/>
         </w:rPr>
-        <w:t xml:space="preserve">4.  </w:t>
+        <w:t xml:space="preserve">________________</w:t>
       </w:r>
       <w:r>
         <w:rPr>
           <w:sz w:val="22"/>
           <w:szCs w:val="22"/>
         </w:rPr>
-        <w:t xml:space="preserve">The amount of space a solid figure takes up, in cubic units, is its ___.</w:t>
-      </w:r>
-    </w:p>
-    <w:p>
-      <w:pPr>
-        <w:spacing w:after="120" w:before="80"/>
+        <w:t xml:space="preserve">.</w:t>
+      </w:r>
+    </w:p>
+    <w:p>
+      <w:pPr>
+        <w:keepLines/>
+        <w:spacing w:after="260" w:before="200"/>
       </w:pPr>
       <w:r>
         <w:rPr>
@@ -1220,24 +1211,127 @@
           <w:sz w:val="22"/>
           <w:szCs w:val="22"/>
         </w:rPr>
-        <w:t xml:space="preserve">5.  </w:t>
+        <w:t xml:space="preserve">3.  </w:t>
       </w:r>
       <w:r>
         <w:rPr>
           <w:sz w:val="22"/>
           <w:szCs w:val="22"/>
         </w:rPr>
-        <w:t xml:space="preserve">A cube with edges 1 unit long, used to measure volume, is a ___ ___.</w:t>
+        <w:t xml:space="preserve">A single case that shows a statement is not always true is a </w:t>
+      </w:r>
+      <w:r>
+        <w:rPr>
+          <w:sz w:val="22"/>
+          <w:szCs w:val="22"/>
+        </w:rPr>
+        <w:t xml:space="preserve">________________</w:t>
+      </w:r>
+      <w:r>
+        <w:rPr>
+          <w:sz w:val="22"/>
+          <w:szCs w:val="22"/>
+        </w:rPr>
+        <w:t xml:space="preserve">.</w:t>
+      </w:r>
+    </w:p>
+    <w:p>
+      <w:pPr>
+        <w:keepLines/>
+        <w:spacing w:after="260" w:before="200"/>
+      </w:pPr>
+      <w:r>
+        <w:rPr>
+          <w:b/>
+          <w:bCs/>
+          <w:color w:val="12355B"/>
+          <w:sz w:val="22"/>
+          <w:szCs w:val="22"/>
+        </w:rPr>
+        <w:t xml:space="preserve">4.  </w:t>
+      </w:r>
+      <w:r>
+        <w:rPr>
+          <w:sz w:val="22"/>
+          <w:szCs w:val="22"/>
+        </w:rPr>
+        <w:t xml:space="preserve">The amount of space a solid figure takes up, in cubic units, is its </w:t>
+      </w:r>
+      <w:r>
+        <w:rPr>
+          <w:sz w:val="22"/>
+          <w:szCs w:val="22"/>
+        </w:rPr>
+        <w:t xml:space="preserve">________________</w:t>
+      </w:r>
+      <w:r>
+        <w:rPr>
+          <w:sz w:val="22"/>
+          <w:szCs w:val="22"/>
+        </w:rPr>
+        <w:t xml:space="preserve">.</w:t>
+      </w:r>
+    </w:p>
+    <w:p>
+      <w:pPr>
+        <w:keepLines/>
+        <w:spacing w:after="260" w:before="200"/>
+      </w:pPr>
+      <w:r>
+        <w:rPr>
+          <w:b/>
+          <w:bCs/>
+          <w:color w:val="12355B"/>
+          <w:sz w:val="22"/>
+          <w:szCs w:val="22"/>
+        </w:rPr>
+        <w:t xml:space="preserve">5.  </w:t>
+      </w:r>
+      <w:r>
+        <w:rPr>
+          <w:sz w:val="22"/>
+          <w:szCs w:val="22"/>
+        </w:rPr>
+        <w:t xml:space="preserve">A cube with edges 1 unit long, used to measure volume, is a </w:t>
+      </w:r>
+      <w:r>
+        <w:rPr>
+          <w:sz w:val="22"/>
+          <w:szCs w:val="22"/>
+        </w:rPr>
+        <w:t xml:space="preserve">________________</w:t>
+      </w:r>
+      <w:r>
+        <w:rPr>
+          <w:sz w:val="22"/>
+          <w:szCs w:val="22"/>
+        </w:rPr>
+        <w:t xml:space="preserve"> </w:t>
+      </w:r>
+      <w:r>
+        <w:rPr>
+          <w:sz w:val="22"/>
+          <w:szCs w:val="22"/>
+        </w:rPr>
+        <w:t xml:space="preserve">________________</w:t>
+      </w:r>
+      <w:r>
+        <w:rPr>
+          <w:sz w:val="22"/>
+          <w:szCs w:val="22"/>
+        </w:rPr>
+        <w:t xml:space="preserve">.</w:t>
       </w:r>
     </w:p>
     <w:p>
       <w:pPr>
         <w:pStyle w:val="Heading1"/>
-        <w:pageBreakBefore/>
+        <w:keepNext/>
+        <w:keepLines/>
         <w:pBdr>
           <w:bottom w:val="single" w:color="1FA6A2" w:sz="14" w:space="6"/>
         </w:pBdr>
-        <w:spacing w:after="140" w:before="0"/>
+        <w:spacing w:after="140" w:before="300"/>
       </w:pPr>
       <w:r>
         <w:rPr>
@@ -2518,11 +2612,12 @@
     <w:p>
       <w:pPr>
         <w:pStyle w:val="Heading1"/>
-        <w:pageBreakBefore/>
+        <w:keepNext/>
+        <w:keepLines/>
         <w:pBdr>
           <w:bottom w:val="single" w:color="1FA6A2" w:sz="14" w:space="6"/>
         </w:pBdr>
-        <w:spacing w:after="140" w:before="0"/>
+        <w:spacing w:after="140" w:before="300"/>
       </w:pPr>
       <w:r>
         <w:rPr>
@@ -2775,11 +2870,12 @@
     <w:p>
       <w:pPr>
         <w:pStyle w:val="Heading1"/>
-        <w:pageBreakBefore/>
+        <w:keepNext/>
+        <w:keepLines/>
         <w:pBdr>
           <w:bottom w:val="single" w:color="1FA6A2" w:sz="14" w:space="6"/>
         </w:pBdr>
-        <w:spacing w:after="140" w:before="0"/>
+        <w:spacing w:after="140" w:before="300"/>
       </w:pPr>
       <w:r>
         <w:rPr>
@@ -3500,11 +3596,12 @@
     <w:p>
       <w:pPr>
         <w:pStyle w:val="Heading1"/>
-        <w:pageBreakBefore/>
+        <w:keepNext/>
+        <w:keepLines/>
         <w:pBdr>
           <w:bottom w:val="single" w:color="1FA6A2" w:sz="14" w:space="6"/>
         </w:pBdr>
-        <w:spacing w:after="140" w:before="0"/>
+        <w:spacing w:after="140" w:before="300"/>
       </w:pPr>
       <w:r>
         <w:rPr>
@@ -4305,11 +4402,12 @@
     <w:p>
       <w:pPr>
         <w:pStyle w:val="Heading1"/>
-        <w:pageBreakBefore/>
+        <w:keepNext/>
+        <w:keepLines/>
         <w:pBdr>
           <w:bottom w:val="single" w:color="1FA6A2" w:sz="14" w:space="6"/>
         </w:pBdr>
-        <w:spacing w:after="140" w:before="0"/>
+        <w:spacing w:after="140" w:before="300"/>
       </w:pPr>
       <w:r>
         <w:rPr>
@@ -4422,6 +4520,8 @@
     <w:p>
       <w:pPr>
         <w:pStyle w:val="Heading1"/>
+        <w:keepNext/>
+        <w:keepLines/>
         <w:pageBreakBefore/>
         <w:pBdr>
           <w:bottom w:val="single" w:color="1FA6A2" w:sz="14" w:space="6"/>

--- a/lessons/1-4/downloads/1-4-notes-teacher.docx
+++ b/lessons/1-4/downloads/1-4-notes-teacher.docx
@@ -1344,47 +1344,6 @@
         <w:t xml:space="preserve">Write About the Math</w:t>
       </w:r>
     </w:p>
-    <w:p>
-      <w:pPr>
-        <w:spacing w:after="100"/>
-      </w:pPr>
-      <w:r>
-        <w:rPr>
-          <w:i/>
-          <w:iCs/>
-          <w:color w:val="5F6F80"/>
-          <w:sz w:val="19"/>
-          <w:szCs w:val="19"/>
-        </w:rPr>
-        <w:t xml:space="preserve">Use the support level you need. Every level answers the same math question.</w:t>
-      </w:r>
-    </w:p>
-    <w:p>
-      <w:pPr>
-        <w:pStyle w:val="Heading2"/>
-        <w:spacing w:after="80" w:before="180"/>
-      </w:pPr>
-      <w:r>
-        <w:rPr>
-          <w:b/>
-          <w:bCs/>
-          <w:color w:val="12355B"/>
-          <w:sz w:val="24"/>
-          <w:szCs w:val="24"/>
-        </w:rPr>
-        <w:t xml:space="preserve">1. Understand the Question</w:t>
-      </w:r>
-      <w:r>
-        <w:rPr>
-          <w:i/>
-          <w:iCs/>
-          <w:color w:val="B97A12"/>
-          <w:sz w:val="19"/>
-          <w:szCs w:val="19"/>
-        </w:rPr>
-        <w:t xml:space="preserve">   explain</w:t>
-      </w:r>
-    </w:p>
     <w:tbl>
       <w:tblPr>
         <w:tblW w:type="pct" w:w="100%"/>
@@ -1423,344 +1382,6 @@
               </w:rPr>
               <w:t xml:space="preserve">How can the group determine the amount of soil needed, and how can they check that their answer is accurate?</w:t>
             </w:r>
-          </w:p>
-          <w:p>
-            <w:pPr>
-              <w:spacing w:after="0"/>
-            </w:pPr>
-            <w:r>
-              <w:rPr>
-                <w:b/>
-                <w:bCs/>
-                <w:color w:val="12355B"/>
-                <w:sz w:val="20"/>
-                <w:szCs w:val="20"/>
-              </w:rPr>
-              <w:t xml:space="preserve">Your job:  </w:t>
-            </w:r>
-            <w:r>
-              <w:rPr>
-                <w:sz w:val="20"/>
-                <w:szCs w:val="20"/>
-              </w:rPr>
-              <w:t xml:space="preserve">Answer the question. Use math evidence. Explain how the evidence proves your answer.</w:t>
-            </w:r>
-            <w:r>
-              <w:rPr>
-                <w:i/>
-                <w:iCs/>
-                <w:color w:val="5F6F80"/>
-                <w:sz w:val="18"/>
-                <w:szCs w:val="18"/>
-              </w:rPr>
-              <w:br/>
-              <w:t xml:space="preserve">Responde la pregunta. Usa evidencia matemática. Explica cómo la evidencia demuestra tu respuesta.</w:t>
-            </w:r>
-          </w:p>
-        </w:tc>
-      </w:tr>
-    </w:tbl>
-    <w:p>
-      <w:pPr>
-        <w:pStyle w:val="Heading2"/>
-        <w:spacing w:after="80" w:before="180"/>
-      </w:pPr>
-      <w:r>
-        <w:rPr>
-          <w:b/>
-          <w:bCs/>
-          <w:color w:val="12355B"/>
-          <w:sz w:val="24"/>
-          <w:szCs w:val="24"/>
-        </w:rPr>
-        <w:t xml:space="preserve">2. Plan Your Math Words</w:t>
-      </w:r>
-      <w:r>
-        <w:rPr>
-          <w:i/>
-          <w:iCs/>
-          <w:color w:val="1FA6A2"/>
-          <w:sz w:val="19"/>
-          <w:szCs w:val="19"/>
-        </w:rPr>
-        <w:t xml:space="preserve">   check at least two</w:t>
-      </w:r>
-    </w:p>
-    <w:p>
-      <w:pPr>
-        <w:spacing w:after="60"/>
-      </w:pPr>
-      <w:r>
-        <w:rPr>
-          <w:b/>
-          <w:bCs/>
-          <w:color w:val="1FA6A2"/>
-          <w:sz w:val="22"/>
-          <w:szCs w:val="22"/>
-        </w:rPr>
-        <w:t xml:space="preserve">☐  </w:t>
-      </w:r>
-      <w:r>
-        <w:rPr>
-          <w:b/>
-          <w:bCs/>
-          <w:color w:val="12355B"/>
-          <w:sz w:val="20"/>
-          <w:szCs w:val="20"/>
-        </w:rPr>
-        <w:t xml:space="preserve">argument — </w:t>
-      </w:r>
-      <w:r>
-        <w:rPr>
-          <w:sz w:val="20"/>
-          <w:szCs w:val="20"/>
-        </w:rPr>
-        <w:t xml:space="preserve">A chain of reasons — equations, drawings, or words — used to defend your thinking.</w:t>
-      </w:r>
-      <w:r>
-        <w:rPr>
-          <w:i/>
-          <w:iCs/>
-          <w:color w:val="5F6F80"/>
-          <w:sz w:val="18"/>
-          <w:szCs w:val="18"/>
-        </w:rPr>
-        <w:br/>
-        <w:t xml:space="preserve">argumento — Una cadena de razones — ecuaciones, dibujos o palabras — que usas para defender tu pensamiento.</w:t>
-      </w:r>
-    </w:p>
-    <w:p>
-      <w:pPr>
-        <w:spacing w:after="60"/>
-      </w:pPr>
-      <w:r>
-        <w:rPr>
-          <w:b/>
-          <w:bCs/>
-          <w:color w:val="1FA6A2"/>
-          <w:sz w:val="22"/>
-          <w:szCs w:val="22"/>
-        </w:rPr>
-        <w:t xml:space="preserve">☐  </w:t>
-      </w:r>
-      <w:r>
-        <w:rPr>
-          <w:b/>
-          <w:bCs/>
-          <w:color w:val="12355B"/>
-          <w:sz w:val="20"/>
-          <w:szCs w:val="20"/>
-        </w:rPr>
-        <w:t xml:space="preserve">conjecture — </w:t>
-      </w:r>
-      <w:r>
-        <w:rPr>
-          <w:sz w:val="20"/>
-          <w:szCs w:val="20"/>
-        </w:rPr>
-        <w:t xml:space="preserve">A mathematical statement you believe is true but have not yet proven.</w:t>
-      </w:r>
-      <w:r>
-        <w:rPr>
-          <w:i/>
-          <w:iCs/>
-          <w:color w:val="5F6F80"/>
-          <w:sz w:val="18"/>
-          <w:szCs w:val="18"/>
-        </w:rPr>
-        <w:br/>
-        <w:t xml:space="preserve">conjetura — Una afirmación matemática que crees verdadera pero que aún no has probado.</w:t>
-      </w:r>
-    </w:p>
-    <w:p>
-      <w:pPr>
-        <w:spacing w:after="60"/>
-      </w:pPr>
-      <w:r>
-        <w:rPr>
-          <w:b/>
-          <w:bCs/>
-          <w:color w:val="1FA6A2"/>
-          <w:sz w:val="22"/>
-          <w:szCs w:val="22"/>
-        </w:rPr>
-        <w:t xml:space="preserve">☐  </w:t>
-      </w:r>
-      <w:r>
-        <w:rPr>
-          <w:b/>
-          <w:bCs/>
-          <w:color w:val="12355B"/>
-          <w:sz w:val="20"/>
-          <w:szCs w:val="20"/>
-        </w:rPr>
-        <w:t xml:space="preserve">counterexample — </w:t>
-      </w:r>
-      <w:r>
-        <w:rPr>
-          <w:sz w:val="20"/>
-          <w:szCs w:val="20"/>
-        </w:rPr>
-        <w:t xml:space="preserve">A single example that shows a statement is not always true.</w:t>
-      </w:r>
-      <w:r>
-        <w:rPr>
-          <w:i/>
-          <w:iCs/>
-          <w:color w:val="5F6F80"/>
-          <w:sz w:val="18"/>
-          <w:szCs w:val="18"/>
-        </w:rPr>
-        <w:br/>
-        <w:t xml:space="preserve">contraejemplo — Un solo ejemplo que muestra que una afirmación no siempre es verdadera.</w:t>
-      </w:r>
-    </w:p>
-    <w:p>
-      <w:pPr>
-        <w:spacing w:after="60"/>
-      </w:pPr>
-      <w:r>
-        <w:rPr>
-          <w:b/>
-          <w:bCs/>
-          <w:color w:val="1FA6A2"/>
-          <w:sz w:val="22"/>
-          <w:szCs w:val="22"/>
-        </w:rPr>
-        <w:t xml:space="preserve">☐  </w:t>
-      </w:r>
-      <w:r>
-        <w:rPr>
-          <w:b/>
-          <w:bCs/>
-          <w:color w:val="12355B"/>
-          <w:sz w:val="20"/>
-          <w:szCs w:val="20"/>
-        </w:rPr>
-        <w:t xml:space="preserve">volume — </w:t>
-      </w:r>
-      <w:r>
-        <w:rPr>
-          <w:sz w:val="20"/>
-          <w:szCs w:val="20"/>
-        </w:rPr>
-        <w:t xml:space="preserve">The amount of space a solid figure takes up, measured in cubic units.</w:t>
-      </w:r>
-      <w:r>
-        <w:rPr>
-          <w:i/>
-          <w:iCs/>
-          <w:color w:val="5F6F80"/>
-          <w:sz w:val="18"/>
-          <w:szCs w:val="18"/>
-        </w:rPr>
-        <w:br/>
-        <w:t xml:space="preserve">volumen — La cantidad de espacio que ocupa una figura sólida, medida en unidades cúbicas.</w:t>
-      </w:r>
-    </w:p>
-    <w:p>
-      <w:pPr>
-        <w:spacing w:after="60"/>
-      </w:pPr>
-      <w:r>
-        <w:rPr>
-          <w:b/>
-          <w:bCs/>
-          <w:color w:val="1FA6A2"/>
-          <w:sz w:val="22"/>
-          <w:szCs w:val="22"/>
-        </w:rPr>
-        <w:t xml:space="preserve">☐  </w:t>
-      </w:r>
-      <w:r>
-        <w:rPr>
-          <w:b/>
-          <w:bCs/>
-          <w:color w:val="12355B"/>
-          <w:sz w:val="20"/>
-          <w:szCs w:val="20"/>
-        </w:rPr>
-        <w:t xml:space="preserve">cubic unit — </w:t>
-      </w:r>
-      <w:r>
-        <w:rPr>
-          <w:sz w:val="20"/>
-          <w:szCs w:val="20"/>
-        </w:rPr>
-        <w:t xml:space="preserve">A cube with edges 1 unit long — the unit used to measure volume.</w:t>
-      </w:r>
-      <w:r>
-        <w:rPr>
-          <w:i/>
-          <w:iCs/>
-          <w:color w:val="5F6F80"/>
-          <w:sz w:val="18"/>
-          <w:szCs w:val="18"/>
-        </w:rPr>
-        <w:br/>
-        <w:t xml:space="preserve">unidad cúbica — Un cubo cuyas aristas miden 1 unidad — la unidad que se usa para medir el volumen.</w:t>
-      </w:r>
-    </w:p>
-    <w:tbl>
-      <w:tblPr>
-        <w:tblW w:type="pct" w:w="100%"/>
-        <w:tblBorders>
-          <w:top w:val="single" w:color="1FA6A2" w:sz="8"/>
-          <w:left w:val="single" w:color="1FA6A2" w:sz="8"/>
-          <w:bottom w:val="single" w:color="1FA6A2" w:sz="8"/>
-          <w:right w:val="single" w:color="1FA6A2" w:sz="8"/>
-          <w:insideH w:val="single" w:color="auto" w:sz="4"/>
-          <w:insideV w:val="single" w:color="auto" w:sz="4"/>
-        </w:tblBorders>
-      </w:tblPr>
-      <w:tblGrid>
-        <w:gridCol w:w="100"/>
-      </w:tblGrid>
-      <w:tr>
-        <w:tc>
-          <w:tcPr>
-            <w:shd w:fill="F7FFFD" w:color="auto" w:val="clear"/>
-            <w:tcMar>
-              <w:top w:type="dxa" w:w="120"/>
-              <w:left w:type="dxa" w:w="180"/>
-              <w:bottom w:type="dxa" w:w="120"/>
-              <w:right w:type="dxa" w:w="180"/>
-            </w:tcMar>
-          </w:tcPr>
-          <w:p>
-            <w:pPr>
-              <w:spacing w:after="50"/>
-            </w:pPr>
-            <w:r>
-              <w:rPr>
-                <w:b/>
-                <w:bCs/>
-                <w:color w:val="1FA6A2"/>
-                <w:sz w:val="20"/>
-                <w:szCs w:val="20"/>
-              </w:rPr>
-              <w:t xml:space="preserve">Say it first:  </w:t>
-            </w:r>
-            <w:r>
-              <w:rPr>
-                <w:sz w:val="20"/>
-                <w:szCs w:val="20"/>
-              </w:rPr>
-              <w:t xml:space="preserve">Say your idea to a partner or quietly to yourself before you write.</w:t>
-            </w:r>
-          </w:p>
-          <w:p>
-            <w:pPr>
-              <w:spacing w:after="60"/>
-            </w:pPr>
-            <w:r>
-              <w:rPr>
-                <w:color w:val="1A2733"/>
-                <w:sz w:val="21"/>
-                <w:szCs w:val="21"/>
-              </w:rPr>
-              <w:t xml:space="preserve">To find how much soil is needed, find the ___ of the garden beds. Because volume covers three dimensions, label the answer in ___ feet. Finding the volume two different ways and getting matching totals shows the solution is ___.</w:t>
-            </w:r>
             <w:r>
               <w:rPr>
                 <w:i/>
@@ -1770,7 +1391,7 @@
                 <w:szCs w:val="19"/>
               </w:rPr>
               <w:br/>
-              <w:t xml:space="preserve">Di tu respuesta primero: Mi respuesta es ___ porque ___.</w:t>
+              <w:t xml:space="preserve">¿Cómo puede el grupo determinar la cantidad de tierra necesaria, y cómo pueden comprobar que su respuesta es exacta?</w:t>
             </w:r>
           </w:p>
         </w:tc>
@@ -1778,28 +1399,192 @@
     </w:tbl>
     <w:p>
       <w:pPr>
-        <w:pStyle w:val="Heading2"/>
-        <w:spacing w:after="80" w:before="180"/>
-      </w:pPr>
-      <w:r>
-        <w:rPr>
-          <w:b/>
-          <w:bCs/>
-          <w:color w:val="12355B"/>
-          <w:sz w:val="24"/>
-          <w:szCs w:val="24"/>
-        </w:rPr>
-        <w:t xml:space="preserve">3. Build Your Explanation</w:t>
-      </w:r>
+        <w:spacing w:after="100"/>
+      </w:pPr>
       <w:r>
         <w:rPr>
           <w:i/>
           <w:iCs/>
-          <w:color w:val="B97A12"/>
+          <w:color w:val="5F6F80"/>
           <w:sz w:val="19"/>
           <w:szCs w:val="19"/>
         </w:rPr>
-        <w:t xml:space="preserve">   choose your support</w:t>
+        <w:t xml:space="preserve">Say your answer to a partner first. Then write it, using at least two of these words:</w:t>
+      </w:r>
+    </w:p>
+    <w:p>
+      <w:pPr>
+        <w:spacing w:after="40"/>
+      </w:pPr>
+      <w:r>
+        <w:rPr>
+          <w:b/>
+          <w:bCs/>
+          <w:color w:val="1FA6A2"/>
+          <w:sz w:val="22"/>
+          <w:szCs w:val="22"/>
+        </w:rPr>
+        <w:t xml:space="preserve">☐  </w:t>
+      </w:r>
+      <w:r>
+        <w:rPr>
+          <w:b/>
+          <w:bCs/>
+          <w:color w:val="12355B"/>
+          <w:sz w:val="20"/>
+          <w:szCs w:val="20"/>
+        </w:rPr>
+        <w:t xml:space="preserve">argument</w:t>
+      </w:r>
+      <w:r>
+        <w:rPr>
+          <w:i/>
+          <w:iCs/>
+          <w:color w:val="5F6F80"/>
+          <w:sz w:val="18"/>
+          <w:szCs w:val="18"/>
+        </w:rPr>
+        <w:t xml:space="preserve">  ·  argumento</w:t>
+      </w:r>
+    </w:p>
+    <w:p>
+      <w:pPr>
+        <w:spacing w:after="40"/>
+      </w:pPr>
+      <w:r>
+        <w:rPr>
+          <w:b/>
+          <w:bCs/>
+          <w:color w:val="1FA6A2"/>
+          <w:sz w:val="22"/>
+          <w:szCs w:val="22"/>
+        </w:rPr>
+        <w:t xml:space="preserve">☐  </w:t>
+      </w:r>
+      <w:r>
+        <w:rPr>
+          <w:b/>
+          <w:bCs/>
+          <w:color w:val="12355B"/>
+          <w:sz w:val="20"/>
+          <w:szCs w:val="20"/>
+        </w:rPr>
+        <w:t xml:space="preserve">conjecture</w:t>
+      </w:r>
+      <w:r>
+        <w:rPr>
+          <w:i/>
+          <w:iCs/>
+          <w:color w:val="5F6F80"/>
+          <w:sz w:val="18"/>
+          <w:szCs w:val="18"/>
+        </w:rPr>
+        <w:t xml:space="preserve">  ·  conjetura</w:t>
+      </w:r>
+    </w:p>
+    <w:p>
+      <w:pPr>
+        <w:spacing w:after="40"/>
+      </w:pPr>
+      <w:r>
+        <w:rPr>
+          <w:b/>
+          <w:bCs/>
+          <w:color w:val="1FA6A2"/>
+          <w:sz w:val="22"/>
+          <w:szCs w:val="22"/>
+        </w:rPr>
+        <w:t xml:space="preserve">☐  </w:t>
+      </w:r>
+      <w:r>
+        <w:rPr>
+          <w:b/>
+          <w:bCs/>
+          <w:color w:val="12355B"/>
+          <w:sz w:val="20"/>
+          <w:szCs w:val="20"/>
+        </w:rPr>
+        <w:t xml:space="preserve">counterexample</w:t>
+      </w:r>
+      <w:r>
+        <w:rPr>
+          <w:i/>
+          <w:iCs/>
+          <w:color w:val="5F6F80"/>
+          <w:sz w:val="18"/>
+          <w:szCs w:val="18"/>
+        </w:rPr>
+        <w:t xml:space="preserve">  ·  contraejemplo</w:t>
+      </w:r>
+    </w:p>
+    <w:p>
+      <w:pPr>
+        <w:spacing w:after="40"/>
+      </w:pPr>
+      <w:r>
+        <w:rPr>
+          <w:b/>
+          <w:bCs/>
+          <w:color w:val="1FA6A2"/>
+          <w:sz w:val="22"/>
+          <w:szCs w:val="22"/>
+        </w:rPr>
+        <w:t xml:space="preserve">☐  </w:t>
+      </w:r>
+      <w:r>
+        <w:rPr>
+          <w:b/>
+          <w:bCs/>
+          <w:color w:val="12355B"/>
+          <w:sz w:val="20"/>
+          <w:szCs w:val="20"/>
+        </w:rPr>
+        <w:t xml:space="preserve">volume</w:t>
+      </w:r>
+      <w:r>
+        <w:rPr>
+          <w:i/>
+          <w:iCs/>
+          <w:color w:val="5F6F80"/>
+          <w:sz w:val="18"/>
+          <w:szCs w:val="18"/>
+        </w:rPr>
+        <w:t xml:space="preserve">  ·  volumen</w:t>
+      </w:r>
+    </w:p>
+    <w:p>
+      <w:pPr>
+        <w:spacing w:after="40"/>
+      </w:pPr>
+      <w:r>
+        <w:rPr>
+          <w:b/>
+          <w:bCs/>
+          <w:color w:val="1FA6A2"/>
+          <w:sz w:val="22"/>
+          <w:szCs w:val="22"/>
+        </w:rPr>
+        <w:t xml:space="preserve">☐  </w:t>
+      </w:r>
+      <w:r>
+        <w:rPr>
+          <w:b/>
+          <w:bCs/>
+          <w:color w:val="12355B"/>
+          <w:sz w:val="20"/>
+          <w:szCs w:val="20"/>
+        </w:rPr>
+        <w:t xml:space="preserve">cubic unit</w:t>
+      </w:r>
+      <w:r>
+        <w:rPr>
+          <w:i/>
+          <w:iCs/>
+          <w:color w:val="5F6F80"/>
+          <w:sz w:val="18"/>
+          <w:szCs w:val="18"/>
+        </w:rPr>
+        <w:t xml:space="preserve">  ·  unidad cúbica</w:t>
       </w:r>
     </w:p>
     <w:tbl>
@@ -1830,21 +1615,6 @@
           </w:tcPr>
           <w:p>
             <w:pPr>
-              <w:spacing w:after="50"/>
-            </w:pPr>
-            <w:r>
-              <w:rPr>
-                <w:i/>
-                <w:iCs/>
-                <w:color w:val="5F6F80"/>
-                <w:sz w:val="19"/>
-                <w:szCs w:val="19"/>
-              </w:rPr>
-              <w:t xml:space="preserve">This model shows the parts of an explanation. It does not answer your writing question.</w:t>
-            </w:r>
-          </w:p>
-          <w:p>
-            <w:pPr>
               <w:spacing w:after="80"/>
             </w:pPr>
             <w:r>
@@ -1855,58 +1625,14 @@
                 <w:sz w:val="19"/>
                 <w:szCs w:val="19"/>
               </w:rPr>
-              <w:t xml:space="preserve">Claim:  </w:t>
+              <w:t xml:space="preserve">Model:  </w:t>
             </w:r>
             <w:r>
               <w:rPr>
                 <w:sz w:val="19"/>
                 <w:szCs w:val="19"/>
               </w:rPr>
-              <w:t xml:space="preserve">Three large boxes hold 240 × 3 = 720 cubic inches, and two jumbo boxes hold 400 × 2 = 800 cubic inches, so 800 &gt; 720.</w:t>
-            </w:r>
-          </w:p>
-          <w:p>
-            <w:pPr>
-              <w:spacing w:after="80"/>
-            </w:pPr>
-            <w:r>
-              <w:rPr>
-                <w:b/>
-                <w:bCs/>
-                <w:color w:val="12355B"/>
-                <w:sz w:val="19"/>
-                <w:szCs w:val="19"/>
-              </w:rPr>
-              <w:t xml:space="preserve">Evidence:  </w:t>
-            </w:r>
-            <w:r>
-              <w:rPr>
-                <w:sz w:val="19"/>
-                <w:szCs w:val="19"/>
-              </w:rPr>
-              <w:t xml:space="preserve">A strong answer calculates both totals (720 and 800) and compares them to recommend the jumbo boxes. A weak answer picks an option without computing and comparing both volumes.</w:t>
-            </w:r>
-          </w:p>
-          <w:p>
-            <w:pPr>
-              <w:spacing w:after="80"/>
-            </w:pPr>
-            <w:r>
-              <w:rPr>
-                <w:b/>
-                <w:bCs/>
-                <w:color w:val="12355B"/>
-                <w:sz w:val="19"/>
-                <w:szCs w:val="19"/>
-              </w:rPr>
-              <w:t xml:space="preserve">Reasoning:  </w:t>
-            </w:r>
-            <w:r>
-              <w:rPr>
-                <w:sz w:val="19"/>
-                <w:szCs w:val="19"/>
-              </w:rPr>
-              <w:t xml:space="preserve">This evidence connects the definition of argument to the mathematical claim.</w:t>
+              <w:t xml:space="preserve">Three large boxes hold 240 × 3 = 720 cubic inches, and two jumbo boxes hold 400 × 2 = 800 cubic inches, so 800 &gt; 720. — A strong answer calculates both totals (720 and 800) and compares them to recommend the jumbo boxes. A weak answer picks an option without computing and comparing both volumes.</w:t>
             </w:r>
           </w:p>
         </w:tc>
@@ -1985,7 +1711,7 @@
           <w:sz w:val="21"/>
           <w:szCs w:val="21"/>
         </w:rPr>
-        <w:t xml:space="preserve">My answer is ___.</w:t>
+        <w:t xml:space="preserve">My answer is ___ because ___.</w:t>
       </w:r>
       <w:r>
         <w:rPr>
@@ -1996,7 +1722,7 @@
           <w:szCs w:val="19"/>
         </w:rPr>
         <w:br/>
-        <w:t xml:space="preserve">Mi respuesta es ___.</w:t>
+        <w:t xml:space="preserve">Mi respuesta es ___ porque ___.</w:t>
       </w:r>
     </w:p>
     <w:tbl>
@@ -2136,7 +1862,7 @@
           <w:sz w:val="21"/>
           <w:szCs w:val="21"/>
         </w:rPr>
-        <w:t xml:space="preserve">I know because ___.</w:t>
+        <w:t xml:space="preserve">My evidence is ___, so ___.</w:t>
       </w:r>
       <w:r>
         <w:rPr>
@@ -2147,31 +1873,7 @@
           <w:szCs w:val="19"/>
         </w:rPr>
         <w:br/>
-        <w:t xml:space="preserve">Lo sé porque ___.</w:t>
-      </w:r>
-    </w:p>
-    <w:p>
-      <w:pPr>
-        <w:spacing w:after="60"/>
-      </w:pPr>
-      <w:r>
-        <w:rPr>
-          <w:color w:val="1A2733"/>
-          <w:sz w:val="21"/>
-          <w:szCs w:val="21"/>
-        </w:rPr>
-        <w:t xml:space="preserve">So ___.</w:t>
-      </w:r>
-      <w:r>
-        <w:rPr>
-          <w:i/>
-          <w:iCs/>
-          <w:color w:val="5F6F80"/>
-          <w:sz w:val="19"/>
-          <w:szCs w:val="19"/>
-        </w:rPr>
-        <w:br/>
-        <w:t xml:space="preserve">Entonces ___.</w:t>
+        <w:t xml:space="preserve">Mi evidencia es ___, entonces ___.</w:t>
       </w:r>
     </w:p>
     <w:tbl>
@@ -2277,78 +1979,6 @@
         <w:t xml:space="preserve">Escribe una afirmación, da evidencia matemática y explica tu razonamiento.</w:t>
       </w:r>
     </w:p>
-    <w:p>
-      <w:pPr>
-        <w:spacing w:after="60"/>
-      </w:pPr>
-      <w:r>
-        <w:rPr>
-          <w:color w:val="1A2733"/>
-          <w:sz w:val="21"/>
-          <w:szCs w:val="21"/>
-        </w:rPr>
-        <w:t xml:space="preserve">My claim is ___.</w:t>
-      </w:r>
-      <w:r>
-        <w:rPr>
-          <w:i/>
-          <w:iCs/>
-          <w:color w:val="5F6F80"/>
-          <w:sz w:val="19"/>
-          <w:szCs w:val="19"/>
-        </w:rPr>
-        <w:br/>
-        <w:t xml:space="preserve">Mi afirmación es ___.</w:t>
-      </w:r>
-    </w:p>
-    <w:p>
-      <w:pPr>
-        <w:spacing w:after="60"/>
-      </w:pPr>
-      <w:r>
-        <w:rPr>
-          <w:color w:val="1A2733"/>
-          <w:sz w:val="21"/>
-          <w:szCs w:val="21"/>
-        </w:rPr>
-        <w:t xml:space="preserve">My math evidence is ___.</w:t>
-      </w:r>
-      <w:r>
-        <w:rPr>
-          <w:i/>
-          <w:iCs/>
-          <w:color w:val="5F6F80"/>
-          <w:sz w:val="19"/>
-          <w:szCs w:val="19"/>
-        </w:rPr>
-        <w:br/>
-        <w:t xml:space="preserve">Mi evidencia matemática es ___.</w:t>
-      </w:r>
-    </w:p>
-    <w:p>
-      <w:pPr>
-        <w:spacing w:after="60"/>
-      </w:pPr>
-      <w:r>
-        <w:rPr>
-          <w:color w:val="1A2733"/>
-          <w:sz w:val="21"/>
-          <w:szCs w:val="21"/>
-        </w:rPr>
-        <w:t xml:space="preserve">This proves ___ because ___.</w:t>
-      </w:r>
-      <w:r>
-        <w:rPr>
-          <w:i/>
-          <w:iCs/>
-          <w:color w:val="5F6F80"/>
-          <w:sz w:val="19"/>
-          <w:szCs w:val="19"/>
-        </w:rPr>
-        <w:br/>
-        <w:t xml:space="preserve">Esto demuestra ___ porque ___.</w:t>
-      </w:r>
-    </w:p>
     <w:tbl>
       <w:tblPr>
         <w:tblW w:type="pct" w:w="100%"/>
@@ -2431,7 +2061,7 @@
           <w:sz w:val="24"/>
           <w:szCs w:val="24"/>
         </w:rPr>
-        <w:t xml:space="preserve">4. Check Your Explanation</w:t>
+        <w:t xml:space="preserve">Check Your Explanation</w:t>
       </w:r>
       <w:r>
         <w:rPr>
@@ -2441,7 +2071,7 @@
           <w:sz w:val="19"/>
           <w:szCs w:val="19"/>
         </w:rPr>
-        <w:t xml:space="preserve">   five quick checks</w:t>
+        <w:t xml:space="preserve">   three quick checks</w:t>
       </w:r>
     </w:p>
     <w:p>
@@ -2465,17 +2095,6 @@
         </w:rPr>
         <w:t xml:space="preserve">I answered the question.</w:t>
       </w:r>
-      <w:r>
-        <w:rPr>
-          <w:i/>
-          <w:iCs/>
-          <w:color w:val="5F6F80"/>
-          <w:sz w:val="18"/>
-          <w:szCs w:val="18"/>
-        </w:rPr>
-        <w:br/>
-        <w:t xml:space="preserve">Respondí la pregunta.</w:t>
-      </w:r>
     </w:p>
     <w:p>
       <w:pPr>
@@ -2496,18 +2115,7 @@
           <w:sz w:val="20"/>
           <w:szCs w:val="20"/>
         </w:rPr>
-        <w:t xml:space="preserve">I used math evidence: numbers, an equation, a model, or a comparison.</w:t>
-      </w:r>
-      <w:r>
-        <w:rPr>
-          <w:i/>
-          <w:iCs/>
-          <w:color w:val="5F6F80"/>
-          <w:sz w:val="18"/>
-          <w:szCs w:val="18"/>
-        </w:rPr>
-        <w:br/>
-        <w:t xml:space="preserve">Usé evidencia matemática: números, una ecuación, un modelo o una comparación.</w:t>
+        <w:t xml:space="preserve">I used math evidence: numbers, an equation, or a model.</w:t>
       </w:r>
     </w:p>
     <w:p>
@@ -2529,84 +2137,7 @@
           <w:sz w:val="20"/>
           <w:szCs w:val="20"/>
         </w:rPr>
-        <w:t xml:space="preserve">I explained how the evidence proves my answer.</w:t>
-      </w:r>
-      <w:r>
-        <w:rPr>
-          <w:i/>
-          <w:iCs/>
-          <w:color w:val="5F6F80"/>
-          <w:sz w:val="18"/>
-          <w:szCs w:val="18"/>
-        </w:rPr>
-        <w:br/>
-        <w:t xml:space="preserve">Expliqué cómo la evidencia demuestra mi respuesta.</w:t>
-      </w:r>
-    </w:p>
-    <w:p>
-      <w:pPr>
-        <w:spacing w:after="80"/>
-      </w:pPr>
-      <w:r>
-        <w:rPr>
-          <w:b/>
-          <w:bCs/>
-          <w:color w:val="1FA6A2"/>
-          <w:sz w:val="22"/>
-          <w:szCs w:val="22"/>
-        </w:rPr>
-        <w:t xml:space="preserve">☐  </w:t>
-      </w:r>
-      <w:r>
-        <w:rPr>
-          <w:sz w:val="20"/>
-          <w:szCs w:val="20"/>
-        </w:rPr>
         <w:t xml:space="preserve">I used at least two math words.</w:t>
-      </w:r>
-      <w:r>
-        <w:rPr>
-          <w:i/>
-          <w:iCs/>
-          <w:color w:val="5F6F80"/>
-          <w:sz w:val="18"/>
-          <w:szCs w:val="18"/>
-        </w:rPr>
-        <w:br/>
-        <w:t xml:space="preserve">Usé por lo menos dos palabras matemáticas.</w:t>
-      </w:r>
-    </w:p>
-    <w:p>
-      <w:pPr>
-        <w:spacing w:after="80"/>
-      </w:pPr>
-      <w:r>
-        <w:rPr>
-          <w:b/>
-          <w:bCs/>
-          <w:color w:val="1FA6A2"/>
-          <w:sz w:val="22"/>
-          <w:szCs w:val="22"/>
-        </w:rPr>
-        <w:t xml:space="preserve">☐  </w:t>
-      </w:r>
-      <w:r>
-        <w:rPr>
-          <w:sz w:val="20"/>
-          <w:szCs w:val="20"/>
-        </w:rPr>
-        <w:t xml:space="preserve">I reread complete sentences and punctuation.</w:t>
-      </w:r>
-      <w:r>
-        <w:rPr>
-          <w:i/>
-          <w:iCs/>
-          <w:color w:val="5F6F80"/>
-          <w:sz w:val="18"/>
-          <w:szCs w:val="18"/>
-        </w:rPr>
-        <w:br/>
-        <w:t xml:space="preserve">Volví a leer mis oraciones completas y la puntuación.</w:t>
       </w:r>
     </w:p>
     <w:p>
@@ -5056,7 +4587,7 @@
           <w:sz w:val="20"/>
           <w:szCs w:val="20"/>
         </w:rPr>
-        <w:t xml:space="preserve">☐  I answered the question.</w:t>
+        <w:t xml:space="preserve">☐  The answer to the math question is correct.</w:t>
       </w:r>
     </w:p>
     <w:p>
@@ -5068,7 +4599,7 @@
           <w:sz w:val="20"/>
           <w:szCs w:val="20"/>
         </w:rPr>
-        <w:t xml:space="preserve">☐  I used math evidence: numbers, an equation, a model, or a comparison.</w:t>
+        <w:t xml:space="preserve">☐  The evidence is real lesson mathematics (numbers, equation, or model), not restated claim.</w:t>
       </w:r>
     </w:p>
     <w:p>
@@ -5080,31 +4611,7 @@
           <w:sz w:val="20"/>
           <w:szCs w:val="20"/>
         </w:rPr>
-        <w:t xml:space="preserve">☐  I explained how the evidence proves my answer.</w:t>
-      </w:r>
-    </w:p>
-    <w:p>
-      <w:pPr>
-        <w:spacing w:after="80"/>
-      </w:pPr>
-      <w:r>
-        <w:rPr>
-          <w:sz w:val="20"/>
-          <w:szCs w:val="20"/>
-        </w:rPr>
-        <w:t xml:space="preserve">☐  I used at least two math words.</w:t>
-      </w:r>
-    </w:p>
-    <w:p>
-      <w:pPr>
-        <w:spacing w:after="80"/>
-      </w:pPr>
-      <w:r>
-        <w:rPr>
-          <w:sz w:val="20"/>
-          <w:szCs w:val="20"/>
-        </w:rPr>
-        <w:t xml:space="preserve">☐  I reread complete sentences and punctuation.</w:t>
+        <w:t xml:space="preserve">☐  The support level changed the language scaffolding, never the mathematical expectation.</w:t>
       </w:r>
     </w:p>
     <w:sectPr>
